--- a/docs/데이터베이스 설계서.docx
+++ b/docs/데이터베이스 설계서.docx
@@ -36,9 +36,9 @@
       </w:tblPr>
       <w:tblGrid>
         <w:gridCol w:w="703"/>
-        <w:gridCol w:w="1250"/>
+        <w:gridCol w:w="1251"/>
         <w:gridCol w:w="1407"/>
-        <w:gridCol w:w="2213"/>
+        <w:gridCol w:w="2212"/>
         <w:gridCol w:w="3956"/>
         <w:gridCol w:w="1831"/>
         <w:gridCol w:w="698"/>
@@ -562,6 +562,9 @@
           <w:p>
             <w:pPr>
               <w:jc w:val="center"/>
+              <w:rPr>
+                <w:rFonts w:hint="eastAsia"/>
+              </w:rPr>
             </w:pPr>
             <w:r>
               <w:rPr>
@@ -579,6 +582,9 @@
           <w:p>
             <w:pPr>
               <w:jc w:val="center"/>
+              <w:rPr>
+                <w:rFonts w:hint="eastAsia"/>
+              </w:rPr>
             </w:pPr>
             <w:r>
               <w:rPr>
@@ -601,7 +607,7 @@
               <w:rPr>
                 <w:rFonts w:hint="eastAsia"/>
               </w:rPr>
-              <w:t>커뮤니티</w:t>
+              <w:t>상품</w:t>
             </w:r>
           </w:p>
         </w:tc>
@@ -615,7 +621,7 @@
               <w:jc w:val="center"/>
             </w:pPr>
             <w:r>
-              <w:t>community</w:t>
+              <w:t>category</w:t>
             </w:r>
           </w:p>
         </w:tc>
@@ -627,60 +633,15 @@
           <w:p>
             <w:pPr>
               <w:jc w:val="center"/>
-            </w:pPr>
-            <w:r>
-              <w:rPr>
-                <w:rFonts w:hint="eastAsia"/>
-              </w:rPr>
-              <w:t xml:space="preserve">리뷰 </w:t>
-            </w:r>
-            <w:r>
-              <w:rPr>
-                <w:rFonts w:hint="eastAsia"/>
-              </w:rPr>
-              <w:t>게시글</w:t>
-            </w:r>
-            <w:r>
-              <w:rPr>
-                <w:rFonts w:hint="eastAsia"/>
-              </w:rPr>
-              <w:t xml:space="preserve"> 정보</w:t>
-            </w:r>
-          </w:p>
-          <w:p>
-            <w:pPr>
-              <w:jc w:val="center"/>
-            </w:pPr>
-            <w:r>
-              <w:rPr>
-                <w:rFonts w:hint="eastAsia"/>
-              </w:rPr>
-              <w:t xml:space="preserve">유저 자유 </w:t>
-            </w:r>
-            <w:proofErr w:type="spellStart"/>
-            <w:r>
-              <w:rPr>
-                <w:rFonts w:hint="eastAsia"/>
-              </w:rPr>
-              <w:t>개시판</w:t>
-            </w:r>
-            <w:proofErr w:type="spellEnd"/>
-            <w:r>
-              <w:rPr>
-                <w:rFonts w:hint="eastAsia"/>
-              </w:rPr>
-              <w:t xml:space="preserve"> 정보</w:t>
-            </w:r>
-          </w:p>
-          <w:p>
-            <w:pPr>
-              <w:jc w:val="center"/>
-            </w:pPr>
-            <w:r>
-              <w:rPr>
-                <w:rFonts w:hint="eastAsia"/>
-              </w:rPr>
-              <w:t>판매 글 정보</w:t>
+              <w:rPr>
+                <w:rFonts w:hint="eastAsia"/>
+              </w:rPr>
+            </w:pPr>
+            <w:r>
+              <w:rPr>
+                <w:rFonts w:hint="eastAsia"/>
+              </w:rPr>
+              <w:t>상품 카테고리 정보</w:t>
             </w:r>
           </w:p>
         </w:tc>
@@ -772,7 +733,7 @@
               <w:rPr>
                 <w:rFonts w:hint="eastAsia"/>
               </w:rPr>
-              <w:t>채팅</w:t>
+              <w:t>커뮤니티</w:t>
             </w:r>
           </w:p>
         </w:tc>
@@ -785,44 +746,61 @@
             <w:pPr>
               <w:jc w:val="center"/>
             </w:pPr>
+            <w:r>
+              <w:t>community</w:t>
+            </w:r>
+          </w:p>
+        </w:tc>
+        <w:tc>
+          <w:tcPr>
+            <w:tcW w:w="1445" w:type="pct"/>
+            <w:vAlign w:val="center"/>
+          </w:tcPr>
+          <w:p>
+            <w:pPr>
+              <w:jc w:val="center"/>
+            </w:pPr>
+            <w:r>
+              <w:rPr>
+                <w:rFonts w:hint="eastAsia"/>
+              </w:rPr>
+              <w:t>리뷰 게시글 정보</w:t>
+            </w:r>
+          </w:p>
+          <w:p>
+            <w:pPr>
+              <w:jc w:val="center"/>
+            </w:pPr>
+            <w:r>
+              <w:rPr>
+                <w:rFonts w:hint="eastAsia"/>
+              </w:rPr>
+              <w:t xml:space="preserve">유저 자유 </w:t>
+            </w:r>
             <w:proofErr w:type="spellStart"/>
             <w:r>
-              <w:t>chat</w:t>
-            </w:r>
-            <w:r>
-              <w:rPr>
-                <w:rFonts w:hint="eastAsia"/>
-              </w:rPr>
-              <w:t>_</w:t>
-            </w:r>
-            <w:r>
-              <w:t>room</w:t>
+              <w:rPr>
+                <w:rFonts w:hint="eastAsia"/>
+              </w:rPr>
+              <w:t>개시판</w:t>
             </w:r>
             <w:proofErr w:type="spellEnd"/>
-          </w:p>
-        </w:tc>
-        <w:tc>
-          <w:tcPr>
-            <w:tcW w:w="1445" w:type="pct"/>
-            <w:vAlign w:val="center"/>
-          </w:tcPr>
-          <w:p>
-            <w:pPr>
-              <w:jc w:val="center"/>
-            </w:pPr>
-            <w:proofErr w:type="spellStart"/>
-            <w:r>
-              <w:rPr>
-                <w:rFonts w:hint="eastAsia"/>
-              </w:rPr>
-              <w:t>채팅방</w:t>
-            </w:r>
-            <w:proofErr w:type="spellEnd"/>
             <w:r>
               <w:rPr>
                 <w:rFonts w:hint="eastAsia"/>
               </w:rPr>
               <w:t xml:space="preserve"> 정보</w:t>
+            </w:r>
+          </w:p>
+          <w:p>
+            <w:pPr>
+              <w:jc w:val="center"/>
+            </w:pPr>
+            <w:r>
+              <w:rPr>
+                <w:rFonts w:hint="eastAsia"/>
+              </w:rPr>
+              <w:t>판매 글 정보</w:t>
             </w:r>
           </w:p>
         </w:tc>
@@ -938,7 +916,7 @@
               <w:t>_</w:t>
             </w:r>
             <w:r>
-              <w:t>message</w:t>
+              <w:t>room</w:t>
             </w:r>
             <w:proofErr w:type="spellEnd"/>
           </w:p>
@@ -952,11 +930,19 @@
             <w:pPr>
               <w:jc w:val="center"/>
             </w:pPr>
-            <w:r>
-              <w:rPr>
-                <w:rFonts w:hint="eastAsia"/>
-              </w:rPr>
-              <w:t>채팅 내용 정보</w:t>
+            <w:proofErr w:type="spellStart"/>
+            <w:r>
+              <w:rPr>
+                <w:rFonts w:hint="eastAsia"/>
+              </w:rPr>
+              <w:t>채팅방</w:t>
+            </w:r>
+            <w:proofErr w:type="spellEnd"/>
+            <w:r>
+              <w:rPr>
+                <w:rFonts w:hint="eastAsia"/>
+              </w:rPr>
+              <w:t xml:space="preserve"> 정보</w:t>
             </w:r>
           </w:p>
         </w:tc>
@@ -1048,7 +1034,7 @@
               <w:rPr>
                 <w:rFonts w:hint="eastAsia"/>
               </w:rPr>
-              <w:t>회원</w:t>
+              <w:t>채팅</w:t>
             </w:r>
           </w:p>
         </w:tc>
@@ -1063,7 +1049,16 @@
             </w:pPr>
             <w:proofErr w:type="spellStart"/>
             <w:r>
-              <w:t>wishlist</w:t>
+              <w:t>chat</w:t>
+            </w:r>
+            <w:r>
+              <w:rPr>
+                <w:rFonts w:hint="eastAsia"/>
+              </w:rPr>
+              <w:t>_</w:t>
+            </w:r>
+            <w:r>
+              <w:t>message</w:t>
             </w:r>
             <w:proofErr w:type="spellEnd"/>
           </w:p>
@@ -1081,7 +1076,7 @@
               <w:rPr>
                 <w:rFonts w:hint="eastAsia"/>
               </w:rPr>
-              <w:t>유저의 구매 희망 상품 정보</w:t>
+              <w:t>채팅 내용 정보</w:t>
             </w:r>
           </w:p>
         </w:tc>
@@ -1188,7 +1183,7 @@
             </w:pPr>
             <w:proofErr w:type="spellStart"/>
             <w:r>
-              <w:t>bodytype</w:t>
+              <w:t>wishlist</w:t>
             </w:r>
             <w:proofErr w:type="spellEnd"/>
           </w:p>
@@ -1206,7 +1201,7 @@
               <w:rPr>
                 <w:rFonts w:hint="eastAsia"/>
               </w:rPr>
-              <w:t>유저의 체형 분석</w:t>
+              <w:t>유저의 구매 희망 상품 정보</w:t>
             </w:r>
           </w:p>
         </w:tc>
@@ -1295,7 +1290,7 @@
               <w:rPr>
                 <w:rFonts w:hint="eastAsia"/>
               </w:rPr>
-              <w:t>커뮤니티</w:t>
+              <w:t>회원</w:t>
             </w:r>
           </w:p>
         </w:tc>
@@ -1308,9 +1303,11 @@
             <w:pPr>
               <w:jc w:val="center"/>
             </w:pPr>
-            <w:r>
-              <w:t>comment</w:t>
-            </w:r>
+            <w:proofErr w:type="spellStart"/>
+            <w:r>
+              <w:t>bodytype</w:t>
+            </w:r>
+            <w:proofErr w:type="spellEnd"/>
           </w:p>
         </w:tc>
         <w:tc>
@@ -1326,7 +1323,7 @@
               <w:rPr>
                 <w:rFonts w:hint="eastAsia"/>
               </w:rPr>
-              <w:t>리뷰/유저/자유 게시글 속 댓글 정보</w:t>
+              <w:t>유저의 체형 분석</w:t>
             </w:r>
           </w:p>
         </w:tc>
@@ -1412,7 +1409,10 @@
               <w:jc w:val="center"/>
             </w:pPr>
             <w:r>
-              <w:t>운영/관리</w:t>
+              <w:rPr>
+                <w:rFonts w:hint="eastAsia"/>
+              </w:rPr>
+              <w:t>커뮤니티</w:t>
             </w:r>
           </w:p>
         </w:tc>
@@ -1426,7 +1426,7 @@
               <w:jc w:val="center"/>
             </w:pPr>
             <w:r>
-              <w:t>report</w:t>
+              <w:t>comment</w:t>
             </w:r>
           </w:p>
         </w:tc>
@@ -1443,7 +1443,7 @@
               <w:rPr>
                 <w:rFonts w:hint="eastAsia"/>
               </w:rPr>
-              <w:t>회원 거래간 신고 내역 관리</w:t>
+              <w:t>리뷰/유저/자유 게시글 속 댓글 정보</w:t>
             </w:r>
           </w:p>
         </w:tc>
@@ -1535,10 +1535,7 @@
               <w:jc w:val="center"/>
             </w:pPr>
             <w:r>
-              <w:rPr>
-                <w:rFonts w:hint="eastAsia"/>
-              </w:rPr>
-              <w:t>해시태그</w:t>
+              <w:t>운영/관리</w:t>
             </w:r>
           </w:p>
         </w:tc>
@@ -1552,7 +1549,7 @@
               <w:jc w:val="center"/>
             </w:pPr>
             <w:r>
-              <w:t>hashtag</w:t>
+              <w:t>report</w:t>
             </w:r>
           </w:p>
         </w:tc>
@@ -1569,7 +1566,7 @@
               <w:rPr>
                 <w:rFonts w:hint="eastAsia"/>
               </w:rPr>
-              <w:t>해시태그 사전</w:t>
+              <w:t>회원 거래간 신고 내역 관리</w:t>
             </w:r>
           </w:p>
         </w:tc>
@@ -1664,7 +1661,7 @@
               <w:rPr>
                 <w:rFonts w:hint="eastAsia"/>
               </w:rPr>
-              <w:t>커뮤니티</w:t>
+              <w:t>해시태그</w:t>
             </w:r>
           </w:p>
         </w:tc>
@@ -1677,14 +1674,9 @@
             <w:pPr>
               <w:jc w:val="center"/>
             </w:pPr>
-            <w:proofErr w:type="spellStart"/>
-            <w:r>
-              <w:rPr>
-                <w:rFonts w:hint="eastAsia"/>
-              </w:rPr>
-              <w:t>community_hashtag</w:t>
-            </w:r>
-            <w:proofErr w:type="spellEnd"/>
+            <w:r>
+              <w:t>hashtag</w:t>
+            </w:r>
           </w:p>
         </w:tc>
         <w:tc>
@@ -1700,25 +1692,7 @@
               <w:rPr>
                 <w:rFonts w:hint="eastAsia"/>
               </w:rPr>
-              <w:t xml:space="preserve">커뮤니티 - </w:t>
-            </w:r>
-            <w:r>
-              <w:rPr>
-                <w:rFonts w:hint="eastAsia"/>
-              </w:rPr>
-              <w:t>해시태그</w:t>
-            </w:r>
-            <w:r>
-              <w:rPr>
-                <w:rFonts w:hint="eastAsia"/>
-              </w:rPr>
-              <w:t xml:space="preserve"> </w:t>
-            </w:r>
-            <w:r>
-              <w:rPr>
-                <w:rFonts w:hint="eastAsia"/>
-              </w:rPr>
-              <w:t>연결</w:t>
+              <w:t>해시태그 사전</w:t>
             </w:r>
           </w:p>
         </w:tc>
@@ -1771,9 +1745,6 @@
           <w:p>
             <w:pPr>
               <w:jc w:val="center"/>
-              <w:rPr>
-                <w:rFonts w:hint="eastAsia"/>
-              </w:rPr>
             </w:pPr>
             <w:r>
               <w:rPr>
@@ -1791,9 +1762,6 @@
           <w:p>
             <w:pPr>
               <w:jc w:val="center"/>
-              <w:rPr>
-                <w:rFonts w:hint="eastAsia"/>
-              </w:rPr>
             </w:pPr>
             <w:r>
               <w:rPr>
@@ -1811,9 +1779,6 @@
           <w:p>
             <w:pPr>
               <w:jc w:val="center"/>
-              <w:rPr>
-                <w:rFonts w:hint="eastAsia"/>
-              </w:rPr>
             </w:pPr>
             <w:r>
               <w:rPr>
@@ -1847,9 +1812,6 @@
           <w:p>
             <w:pPr>
               <w:jc w:val="center"/>
-              <w:rPr>
-                <w:rFonts w:hint="eastAsia"/>
-              </w:rPr>
             </w:pPr>
             <w:r>
               <w:rPr>
@@ -1867,9 +1829,6 @@
           <w:p>
             <w:pPr>
               <w:jc w:val="center"/>
-              <w:rPr>
-                <w:rFonts w:hint="eastAsia"/>
-              </w:rPr>
             </w:pPr>
             <w:r>
               <w:rPr>
@@ -1916,13 +1875,7 @@
               <w:rPr>
                 <w:rFonts w:hint="eastAsia"/>
               </w:rPr>
-              <w:t>1</w:t>
-            </w:r>
-            <w:r>
-              <w:rPr>
-                <w:rFonts w:hint="eastAsia"/>
-              </w:rPr>
-              <w:t>4</w:t>
+              <w:t>14</w:t>
             </w:r>
           </w:p>
         </w:tc>
@@ -2042,13 +1995,7 @@
               <w:rPr>
                 <w:rFonts w:hint="eastAsia"/>
               </w:rPr>
-              <w:t>1</w:t>
-            </w:r>
-            <w:r>
-              <w:rPr>
-                <w:rFonts w:hint="eastAsia"/>
-              </w:rPr>
-              <w:t>5</w:t>
+              <w:t>15</w:t>
             </w:r>
           </w:p>
         </w:tc>
@@ -2094,9 +2041,6 @@
           <w:p>
             <w:pPr>
               <w:jc w:val="center"/>
-              <w:rPr>
-                <w:caps/>
-              </w:rPr>
             </w:pPr>
             <w:r>
               <w:t>deal</w:t>
@@ -2174,13 +2118,7 @@
               <w:rPr>
                 <w:rFonts w:hint="eastAsia"/>
               </w:rPr>
-              <w:t>1</w:t>
-            </w:r>
-            <w:r>
-              <w:rPr>
-                <w:rFonts w:hint="eastAsia"/>
-              </w:rPr>
-              <w:t>6</w:t>
+              <w:t>16</w:t>
             </w:r>
           </w:p>
         </w:tc>
@@ -2226,6 +2164,9 @@
           <w:p>
             <w:pPr>
               <w:jc w:val="center"/>
+              <w:rPr>
+                <w:caps/>
+              </w:rPr>
             </w:pPr>
             <w:proofErr w:type="spellStart"/>
             <w:r>
@@ -2306,13 +2247,7 @@
                 <w:rFonts w:hint="eastAsia"/>
               </w:rPr>
               <w:lastRenderedPageBreak/>
-              <w:t>1</w:t>
-            </w:r>
-            <w:r>
-              <w:rPr>
-                <w:rFonts w:hint="eastAsia"/>
-              </w:rPr>
-              <w:t>7</w:t>
+              <w:t>17</w:t>
             </w:r>
           </w:p>
         </w:tc>
@@ -2419,14 +2354,6 @@
         </w:tc>
       </w:tr>
     </w:tbl>
-    <w:p>
-      <w:pPr>
-        <w:widowControl/>
-        <w:wordWrap/>
-        <w:autoSpaceDE/>
-        <w:autoSpaceDN/>
-      </w:pPr>
-    </w:p>
     <w:p>
       <w:pPr>
         <w:widowControl/>
@@ -2437,14 +2364,6 @@
       <w:r>
         <w:br w:type="page"/>
       </w:r>
-    </w:p>
-    <w:p>
-      <w:pPr>
-        <w:widowControl/>
-        <w:wordWrap/>
-        <w:autoSpaceDE/>
-        <w:autoSpaceDN/>
-      </w:pPr>
     </w:p>
     <w:p>
       <w:pPr>
@@ -2462,6 +2381,7 @@
         <w:rPr>
           <w:rFonts w:hint="eastAsia"/>
         </w:rPr>
+        <w:lastRenderedPageBreak/>
         <w:t>테이블 정의서</w:t>
       </w:r>
     </w:p>
@@ -4256,7 +4176,6 @@
               <w:jc w:val="center"/>
             </w:pPr>
             <w:r>
-              <w:lastRenderedPageBreak/>
               <w:t>1</w:t>
             </w:r>
             <w:r>
@@ -4399,6 +4318,7 @@
               <w:jc w:val="center"/>
             </w:pPr>
             <w:r>
+              <w:lastRenderedPageBreak/>
               <w:t>1</w:t>
             </w:r>
             <w:r>
@@ -6852,9 +6772,6 @@
               <w:autoSpaceDE/>
               <w:autoSpaceDN/>
               <w:jc w:val="center"/>
-              <w:rPr>
-                <w:rFonts w:hint="eastAsia"/>
-              </w:rPr>
             </w:pPr>
             <w:proofErr w:type="spellStart"/>
             <w:r>
@@ -7496,9 +7413,6 @@
               <w:autoSpaceDE/>
               <w:autoSpaceDN/>
               <w:jc w:val="center"/>
-              <w:rPr>
-                <w:rFonts w:hint="eastAsia"/>
-              </w:rPr>
             </w:pPr>
             <w:r>
               <w:rPr>
@@ -7630,9 +7544,6 @@
               <w:autoSpaceDE/>
               <w:autoSpaceDN/>
               <w:jc w:val="center"/>
-              <w:rPr>
-                <w:rFonts w:hint="eastAsia"/>
-              </w:rPr>
             </w:pPr>
             <w:proofErr w:type="spellStart"/>
             <w:r>
@@ -7772,9 +7683,6 @@
               <w:autoSpaceDE/>
               <w:autoSpaceDN/>
               <w:jc w:val="center"/>
-              <w:rPr>
-                <w:rFonts w:hint="eastAsia"/>
-              </w:rPr>
             </w:pPr>
             <w:r>
               <w:rPr>
@@ -7816,9 +7724,6 @@
               <w:autoSpaceDE/>
               <w:autoSpaceDN/>
               <w:jc w:val="center"/>
-              <w:rPr>
-                <w:rFonts w:hint="eastAsia"/>
-              </w:rPr>
             </w:pPr>
             <w:r>
               <w:rPr>
@@ -7839,9 +7744,6 @@
               <w:autoSpaceDE/>
               <w:autoSpaceDN/>
               <w:jc w:val="center"/>
-              <w:rPr>
-                <w:rFonts w:hint="eastAsia"/>
-              </w:rPr>
             </w:pPr>
             <w:r>
               <w:rPr>
@@ -7863,9 +7765,6 @@
               <w:autoSpaceDE/>
               <w:autoSpaceDN/>
               <w:jc w:val="center"/>
-              <w:rPr>
-                <w:rFonts w:hint="eastAsia"/>
-              </w:rPr>
             </w:pPr>
             <w:r>
               <w:rPr>
@@ -7887,9 +7786,6 @@
               <w:autoSpaceDE/>
               <w:autoSpaceDN/>
               <w:jc w:val="center"/>
-              <w:rPr>
-                <w:rFonts w:hint="eastAsia"/>
-              </w:rPr>
             </w:pPr>
             <w:r>
               <w:rPr>
@@ -7932,9 +7828,6 @@
               <w:autoSpaceDE/>
               <w:autoSpaceDN/>
               <w:jc w:val="center"/>
-              <w:rPr>
-                <w:rFonts w:hint="eastAsia"/>
-              </w:rPr>
             </w:pPr>
             <w:r>
               <w:rPr>
@@ -8108,9 +8001,6 @@
               <w:autoSpaceDE/>
               <w:autoSpaceDN/>
               <w:jc w:val="center"/>
-              <w:rPr>
-                <w:rFonts w:hint="eastAsia"/>
-              </w:rPr>
             </w:pPr>
             <w:proofErr w:type="spellStart"/>
             <w:r>
@@ -8133,9 +8023,6 @@
               <w:autoSpaceDE/>
               <w:autoSpaceDN/>
               <w:jc w:val="center"/>
-              <w:rPr>
-                <w:rFonts w:hint="eastAsia"/>
-              </w:rPr>
             </w:pPr>
             <w:r>
               <w:rPr>
@@ -8157,9 +8044,6 @@
               <w:autoSpaceDE/>
               <w:autoSpaceDN/>
               <w:jc w:val="center"/>
-              <w:rPr>
-                <w:rFonts w:hint="eastAsia"/>
-              </w:rPr>
             </w:pPr>
             <w:r>
               <w:rPr>
@@ -8181,9 +8065,6 @@
               <w:autoSpaceDE/>
               <w:autoSpaceDN/>
               <w:jc w:val="center"/>
-              <w:rPr>
-                <w:rFonts w:hint="eastAsia"/>
-              </w:rPr>
             </w:pPr>
             <w:r>
               <w:rPr>
@@ -8226,9 +8107,6 @@
               <w:autoSpaceDE/>
               <w:autoSpaceDN/>
               <w:jc w:val="center"/>
-              <w:rPr>
-                <w:rFonts w:hint="eastAsia"/>
-              </w:rPr>
             </w:pPr>
             <w:r>
               <w:rPr>
@@ -8362,9 +8240,6 @@
               <w:autoSpaceDE/>
               <w:autoSpaceDN/>
               <w:jc w:val="center"/>
-              <w:rPr>
-                <w:rFonts w:hint="eastAsia"/>
-              </w:rPr>
             </w:pPr>
             <w:r>
               <w:t>판매 상태(ACTIVE, RESERVED, SOLD_OUT, HIDDEN)</w:t>
@@ -8494,9 +8369,6 @@
               <w:autoSpaceDE/>
               <w:autoSpaceDN/>
               <w:jc w:val="center"/>
-              <w:rPr>
-                <w:rFonts w:hint="eastAsia"/>
-              </w:rPr>
             </w:pPr>
             <w:r>
               <w:t>조회수</w:t>
@@ -8626,9 +8498,6 @@
               <w:autoSpaceDE/>
               <w:autoSpaceDN/>
               <w:jc w:val="center"/>
-              <w:rPr>
-                <w:rFonts w:hint="eastAsia"/>
-              </w:rPr>
             </w:pPr>
             <w:r>
               <w:t>찜/장바구니 담긴 수</w:t>
@@ -8667,9 +8536,6 @@
               <w:autoSpaceDE/>
               <w:autoSpaceDN/>
               <w:jc w:val="center"/>
-              <w:rPr>
-                <w:rFonts w:hint="eastAsia"/>
-              </w:rPr>
             </w:pPr>
             <w:proofErr w:type="spellStart"/>
             <w:r>
@@ -8693,9 +8559,6 @@
               <w:autoSpaceDE/>
               <w:autoSpaceDN/>
               <w:jc w:val="center"/>
-              <w:rPr>
-                <w:rFonts w:hint="eastAsia"/>
-              </w:rPr>
             </w:pPr>
             <w:r>
               <w:rPr>
@@ -8717,9 +8580,6 @@
               <w:autoSpaceDE/>
               <w:autoSpaceDN/>
               <w:jc w:val="center"/>
-              <w:rPr>
-                <w:rFonts w:hint="eastAsia"/>
-              </w:rPr>
             </w:pPr>
             <w:r>
               <w:rPr>
@@ -8741,9 +8601,6 @@
               <w:autoSpaceDE/>
               <w:autoSpaceDN/>
               <w:jc w:val="center"/>
-              <w:rPr>
-                <w:rFonts w:hint="eastAsia"/>
-              </w:rPr>
             </w:pPr>
             <w:r>
               <w:rPr>
@@ -8789,9 +8646,6 @@
               <w:autoSpaceDE/>
               <w:autoSpaceDN/>
               <w:jc w:val="center"/>
-              <w:rPr>
-                <w:rFonts w:hint="eastAsia"/>
-              </w:rPr>
             </w:pPr>
             <w:r>
               <w:rPr>
@@ -8833,9 +8687,6 @@
               <w:autoSpaceDE/>
               <w:autoSpaceDN/>
               <w:jc w:val="center"/>
-              <w:rPr>
-                <w:rFonts w:hint="eastAsia"/>
-              </w:rPr>
             </w:pPr>
             <w:proofErr w:type="spellStart"/>
             <w:r>
@@ -8859,9 +8710,6 @@
               <w:autoSpaceDE/>
               <w:autoSpaceDN/>
               <w:jc w:val="center"/>
-              <w:rPr>
-                <w:rFonts w:hint="eastAsia"/>
-              </w:rPr>
             </w:pPr>
             <w:r>
               <w:rPr>
@@ -8883,9 +8731,6 @@
               <w:autoSpaceDE/>
               <w:autoSpaceDN/>
               <w:jc w:val="center"/>
-              <w:rPr>
-                <w:rFonts w:hint="eastAsia"/>
-              </w:rPr>
             </w:pPr>
             <w:r>
               <w:rPr>
@@ -8907,9 +8752,6 @@
               <w:autoSpaceDE/>
               <w:autoSpaceDN/>
               <w:jc w:val="center"/>
-              <w:rPr>
-                <w:rFonts w:hint="eastAsia"/>
-              </w:rPr>
             </w:pPr>
             <w:r>
               <w:rPr>
@@ -8955,9 +8797,6 @@
               <w:autoSpaceDE/>
               <w:autoSpaceDN/>
               <w:jc w:val="center"/>
-              <w:rPr>
-                <w:rFonts w:hint="eastAsia"/>
-              </w:rPr>
             </w:pPr>
             <w:r>
               <w:rPr>
@@ -8975,9 +8814,1452 @@
         <w:wordWrap/>
         <w:autoSpaceDE/>
         <w:autoSpaceDN/>
-        <w:rPr>
-          <w:rFonts w:hint="eastAsia"/>
-        </w:rPr>
+      </w:pPr>
+    </w:p>
+    <w:tbl>
+      <w:tblPr>
+        <w:tblStyle w:val="aa"/>
+        <w:tblW w:w="5000" w:type="pct"/>
+        <w:tblLook w:val="04A0" w:firstRow="1" w:lastRow="0" w:firstColumn="1" w:lastColumn="0" w:noHBand="0" w:noVBand="1"/>
+      </w:tblPr>
+      <w:tblGrid>
+        <w:gridCol w:w="1437"/>
+        <w:gridCol w:w="2190"/>
+        <w:gridCol w:w="1243"/>
+        <w:gridCol w:w="657"/>
+        <w:gridCol w:w="2124"/>
+        <w:gridCol w:w="3118"/>
+        <w:gridCol w:w="2918"/>
+      </w:tblGrid>
+      <w:tr>
+        <w:tc>
+          <w:tcPr>
+            <w:tcW w:w="525" w:type="pct"/>
+            <w:vAlign w:val="center"/>
+          </w:tcPr>
+          <w:p>
+            <w:pPr>
+              <w:widowControl/>
+              <w:wordWrap/>
+              <w:autoSpaceDE/>
+              <w:autoSpaceDN/>
+              <w:jc w:val="center"/>
+            </w:pPr>
+            <w:r>
+              <w:rPr>
+                <w:rFonts w:hint="eastAsia"/>
+              </w:rPr>
+              <w:lastRenderedPageBreak/>
+              <w:t>시스템 명</w:t>
+            </w:r>
+          </w:p>
+        </w:tc>
+        <w:tc>
+          <w:tcPr>
+            <w:tcW w:w="800" w:type="pct"/>
+            <w:vAlign w:val="center"/>
+          </w:tcPr>
+          <w:p>
+            <w:pPr>
+              <w:widowControl/>
+              <w:wordWrap/>
+              <w:autoSpaceDE/>
+              <w:autoSpaceDN/>
+              <w:jc w:val="center"/>
+            </w:pPr>
+            <w:proofErr w:type="spellStart"/>
+            <w:r>
+              <w:t>clo-ver</w:t>
+            </w:r>
+            <w:proofErr w:type="spellEnd"/>
+          </w:p>
+        </w:tc>
+        <w:tc>
+          <w:tcPr>
+            <w:tcW w:w="454" w:type="pct"/>
+            <w:vMerge w:val="restart"/>
+            <w:vAlign w:val="center"/>
+          </w:tcPr>
+          <w:p>
+            <w:pPr>
+              <w:widowControl/>
+              <w:wordWrap/>
+              <w:autoSpaceDE/>
+              <w:autoSpaceDN/>
+              <w:jc w:val="center"/>
+            </w:pPr>
+            <w:r>
+              <w:rPr>
+                <w:rFonts w:hint="eastAsia"/>
+              </w:rPr>
+              <w:t>분류</w:t>
+            </w:r>
+          </w:p>
+        </w:tc>
+        <w:tc>
+          <w:tcPr>
+            <w:tcW w:w="240" w:type="pct"/>
+            <w:vMerge w:val="restart"/>
+            <w:vAlign w:val="center"/>
+          </w:tcPr>
+          <w:p>
+            <w:pPr>
+              <w:widowControl/>
+              <w:wordWrap/>
+              <w:autoSpaceDE/>
+              <w:autoSpaceDN/>
+              <w:jc w:val="center"/>
+            </w:pPr>
+            <w:r>
+              <w:rPr>
+                <w:rFonts w:hint="eastAsia"/>
+              </w:rPr>
+              <w:t>상품</w:t>
+            </w:r>
+          </w:p>
+        </w:tc>
+        <w:tc>
+          <w:tcPr>
+            <w:tcW w:w="2981" w:type="pct"/>
+            <w:gridSpan w:val="3"/>
+            <w:vMerge w:val="restart"/>
+            <w:vAlign w:val="center"/>
+          </w:tcPr>
+          <w:p>
+            <w:pPr>
+              <w:widowControl/>
+              <w:wordWrap/>
+              <w:autoSpaceDE/>
+              <w:autoSpaceDN/>
+              <w:jc w:val="center"/>
+            </w:pPr>
+          </w:p>
+        </w:tc>
+      </w:tr>
+      <w:tr>
+        <w:tc>
+          <w:tcPr>
+            <w:tcW w:w="525" w:type="pct"/>
+            <w:vAlign w:val="center"/>
+          </w:tcPr>
+          <w:p>
+            <w:pPr>
+              <w:widowControl/>
+              <w:wordWrap/>
+              <w:autoSpaceDE/>
+              <w:autoSpaceDN/>
+              <w:jc w:val="center"/>
+            </w:pPr>
+            <w:r>
+              <w:rPr>
+                <w:rFonts w:hint="eastAsia"/>
+              </w:rPr>
+              <w:t>테이블 명</w:t>
+            </w:r>
+          </w:p>
+        </w:tc>
+        <w:tc>
+          <w:tcPr>
+            <w:tcW w:w="800" w:type="pct"/>
+            <w:vAlign w:val="center"/>
+          </w:tcPr>
+          <w:p>
+            <w:pPr>
+              <w:widowControl/>
+              <w:wordWrap/>
+              <w:autoSpaceDE/>
+              <w:autoSpaceDN/>
+              <w:jc w:val="center"/>
+            </w:pPr>
+            <w:r>
+              <w:t>category</w:t>
+            </w:r>
+          </w:p>
+        </w:tc>
+        <w:tc>
+          <w:tcPr>
+            <w:tcW w:w="454" w:type="pct"/>
+            <w:vMerge/>
+            <w:vAlign w:val="center"/>
+          </w:tcPr>
+          <w:p>
+            <w:pPr>
+              <w:widowControl/>
+              <w:wordWrap/>
+              <w:autoSpaceDE/>
+              <w:autoSpaceDN/>
+              <w:jc w:val="center"/>
+            </w:pPr>
+          </w:p>
+        </w:tc>
+        <w:tc>
+          <w:tcPr>
+            <w:tcW w:w="240" w:type="pct"/>
+            <w:vMerge/>
+            <w:vAlign w:val="center"/>
+          </w:tcPr>
+          <w:p>
+            <w:pPr>
+              <w:widowControl/>
+              <w:wordWrap/>
+              <w:autoSpaceDE/>
+              <w:autoSpaceDN/>
+              <w:jc w:val="center"/>
+            </w:pPr>
+          </w:p>
+        </w:tc>
+        <w:tc>
+          <w:tcPr>
+            <w:tcW w:w="2981" w:type="pct"/>
+            <w:gridSpan w:val="3"/>
+            <w:vMerge/>
+            <w:vAlign w:val="center"/>
+          </w:tcPr>
+          <w:p>
+            <w:pPr>
+              <w:widowControl/>
+              <w:wordWrap/>
+              <w:autoSpaceDE/>
+              <w:autoSpaceDN/>
+              <w:jc w:val="center"/>
+            </w:pPr>
+          </w:p>
+        </w:tc>
+      </w:tr>
+      <w:tr>
+        <w:tc>
+          <w:tcPr>
+            <w:tcW w:w="525" w:type="pct"/>
+            <w:vAlign w:val="center"/>
+          </w:tcPr>
+          <w:p>
+            <w:pPr>
+              <w:widowControl/>
+              <w:wordWrap/>
+              <w:autoSpaceDE/>
+              <w:autoSpaceDN/>
+              <w:jc w:val="center"/>
+            </w:pPr>
+            <w:r>
+              <w:rPr>
+                <w:rFonts w:hint="eastAsia"/>
+              </w:rPr>
+              <w:t>테이블 개요</w:t>
+            </w:r>
+          </w:p>
+        </w:tc>
+        <w:tc>
+          <w:tcPr>
+            <w:tcW w:w="4475" w:type="pct"/>
+            <w:gridSpan w:val="6"/>
+            <w:vAlign w:val="center"/>
+          </w:tcPr>
+          <w:p>
+            <w:pPr>
+              <w:widowControl/>
+              <w:wordWrap/>
+              <w:autoSpaceDE/>
+              <w:autoSpaceDN/>
+              <w:jc w:val="center"/>
+            </w:pPr>
+            <w:r>
+              <w:rPr>
+                <w:rFonts w:hint="eastAsia"/>
+              </w:rPr>
+              <w:t>상품 카테고리 정보</w:t>
+            </w:r>
+          </w:p>
+        </w:tc>
+      </w:tr>
+      <w:tr>
+        <w:tc>
+          <w:tcPr>
+            <w:tcW w:w="525" w:type="pct"/>
+            <w:vAlign w:val="center"/>
+          </w:tcPr>
+          <w:p>
+            <w:pPr>
+              <w:widowControl/>
+              <w:wordWrap/>
+              <w:autoSpaceDE/>
+              <w:autoSpaceDN/>
+              <w:jc w:val="center"/>
+            </w:pPr>
+            <w:r>
+              <w:rPr>
+                <w:rFonts w:hint="eastAsia"/>
+              </w:rPr>
+              <w:t>순번</w:t>
+            </w:r>
+          </w:p>
+        </w:tc>
+        <w:tc>
+          <w:tcPr>
+            <w:tcW w:w="800" w:type="pct"/>
+            <w:vAlign w:val="center"/>
+          </w:tcPr>
+          <w:p>
+            <w:pPr>
+              <w:widowControl/>
+              <w:wordWrap/>
+              <w:autoSpaceDE/>
+              <w:autoSpaceDN/>
+              <w:jc w:val="center"/>
+            </w:pPr>
+            <w:r>
+              <w:rPr>
+                <w:rFonts w:hint="eastAsia"/>
+              </w:rPr>
+              <w:t>컬럼 명</w:t>
+            </w:r>
+          </w:p>
+        </w:tc>
+        <w:tc>
+          <w:tcPr>
+            <w:tcW w:w="454" w:type="pct"/>
+            <w:vAlign w:val="center"/>
+          </w:tcPr>
+          <w:p>
+            <w:pPr>
+              <w:widowControl/>
+              <w:wordWrap/>
+              <w:autoSpaceDE/>
+              <w:autoSpaceDN/>
+              <w:jc w:val="center"/>
+            </w:pPr>
+            <w:r>
+              <w:rPr>
+                <w:rFonts w:hint="eastAsia"/>
+              </w:rPr>
+              <w:t>타입</w:t>
+            </w:r>
+          </w:p>
+        </w:tc>
+        <w:tc>
+          <w:tcPr>
+            <w:tcW w:w="240" w:type="pct"/>
+            <w:vAlign w:val="center"/>
+          </w:tcPr>
+          <w:p>
+            <w:pPr>
+              <w:widowControl/>
+              <w:wordWrap/>
+              <w:autoSpaceDE/>
+              <w:autoSpaceDN/>
+              <w:jc w:val="center"/>
+            </w:pPr>
+            <w:r>
+              <w:rPr>
+                <w:rFonts w:hint="eastAsia"/>
+              </w:rPr>
+              <w:t>길이</w:t>
+            </w:r>
+          </w:p>
+        </w:tc>
+        <w:tc>
+          <w:tcPr>
+            <w:tcW w:w="776" w:type="pct"/>
+            <w:vAlign w:val="center"/>
+          </w:tcPr>
+          <w:p>
+            <w:pPr>
+              <w:widowControl/>
+              <w:wordWrap/>
+              <w:autoSpaceDE/>
+              <w:autoSpaceDN/>
+              <w:jc w:val="center"/>
+            </w:pPr>
+            <w:r>
+              <w:t>NULL / Constraint</w:t>
+            </w:r>
+          </w:p>
+        </w:tc>
+        <w:tc>
+          <w:tcPr>
+            <w:tcW w:w="1139" w:type="pct"/>
+            <w:vAlign w:val="center"/>
+          </w:tcPr>
+          <w:p>
+            <w:pPr>
+              <w:widowControl/>
+              <w:wordWrap/>
+              <w:autoSpaceDE/>
+              <w:autoSpaceDN/>
+              <w:jc w:val="center"/>
+            </w:pPr>
+            <w:r>
+              <w:t>Default</w:t>
+            </w:r>
+          </w:p>
+        </w:tc>
+        <w:tc>
+          <w:tcPr>
+            <w:tcW w:w="1066" w:type="pct"/>
+            <w:vAlign w:val="center"/>
+          </w:tcPr>
+          <w:p>
+            <w:pPr>
+              <w:widowControl/>
+              <w:wordWrap/>
+              <w:autoSpaceDE/>
+              <w:autoSpaceDN/>
+              <w:jc w:val="center"/>
+            </w:pPr>
+            <w:r>
+              <w:rPr>
+                <w:rFonts w:hint="eastAsia"/>
+              </w:rPr>
+              <w:t>비고</w:t>
+            </w:r>
+          </w:p>
+        </w:tc>
+      </w:tr>
+      <w:tr>
+        <w:tc>
+          <w:tcPr>
+            <w:tcW w:w="525" w:type="pct"/>
+            <w:vAlign w:val="center"/>
+          </w:tcPr>
+          <w:p>
+            <w:pPr>
+              <w:widowControl/>
+              <w:wordWrap/>
+              <w:autoSpaceDE/>
+              <w:autoSpaceDN/>
+              <w:jc w:val="center"/>
+            </w:pPr>
+            <w:r>
+              <w:t>1</w:t>
+            </w:r>
+          </w:p>
+        </w:tc>
+        <w:tc>
+          <w:tcPr>
+            <w:tcW w:w="800" w:type="pct"/>
+            <w:vAlign w:val="center"/>
+          </w:tcPr>
+          <w:p>
+            <w:pPr>
+              <w:widowControl/>
+              <w:wordWrap/>
+              <w:autoSpaceDE/>
+              <w:autoSpaceDN/>
+              <w:jc w:val="center"/>
+              <w:rPr>
+                <w:caps/>
+              </w:rPr>
+            </w:pPr>
+            <w:proofErr w:type="spellStart"/>
+            <w:r>
+              <w:t>category</w:t>
+            </w:r>
+            <w:r>
+              <w:rPr>
+                <w:rFonts w:hint="eastAsia"/>
+              </w:rPr>
+              <w:t>_id</w:t>
+            </w:r>
+            <w:proofErr w:type="spellEnd"/>
+          </w:p>
+        </w:tc>
+        <w:tc>
+          <w:tcPr>
+            <w:tcW w:w="454" w:type="pct"/>
+            <w:vAlign w:val="center"/>
+          </w:tcPr>
+          <w:p>
+            <w:pPr>
+              <w:widowControl/>
+              <w:wordWrap/>
+              <w:autoSpaceDE/>
+              <w:autoSpaceDN/>
+              <w:jc w:val="center"/>
+            </w:pPr>
+            <w:r>
+              <w:rPr>
+                <w:rFonts w:hint="eastAsia"/>
+              </w:rPr>
+              <w:t>BIGINT</w:t>
+            </w:r>
+          </w:p>
+        </w:tc>
+        <w:tc>
+          <w:tcPr>
+            <w:tcW w:w="240" w:type="pct"/>
+            <w:vAlign w:val="center"/>
+          </w:tcPr>
+          <w:p>
+            <w:pPr>
+              <w:widowControl/>
+              <w:wordWrap/>
+              <w:autoSpaceDE/>
+              <w:autoSpaceDN/>
+              <w:jc w:val="center"/>
+            </w:pPr>
+            <w:r>
+              <w:rPr>
+                <w:rFonts w:hint="eastAsia"/>
+              </w:rPr>
+              <w:t>-</w:t>
+            </w:r>
+          </w:p>
+        </w:tc>
+        <w:tc>
+          <w:tcPr>
+            <w:tcW w:w="776" w:type="pct"/>
+            <w:vAlign w:val="center"/>
+          </w:tcPr>
+          <w:p>
+            <w:pPr>
+              <w:widowControl/>
+              <w:wordWrap/>
+              <w:autoSpaceDE/>
+              <w:autoSpaceDN/>
+              <w:jc w:val="center"/>
+            </w:pPr>
+            <w:r>
+              <w:rPr>
+                <w:rFonts w:hint="eastAsia"/>
+              </w:rPr>
+              <w:t>PK</w:t>
+            </w:r>
+          </w:p>
+        </w:tc>
+        <w:tc>
+          <w:tcPr>
+            <w:tcW w:w="1139" w:type="pct"/>
+            <w:vAlign w:val="center"/>
+          </w:tcPr>
+          <w:p>
+            <w:pPr>
+              <w:widowControl/>
+              <w:wordWrap/>
+              <w:autoSpaceDE/>
+              <w:autoSpaceDN/>
+              <w:jc w:val="center"/>
+            </w:pPr>
+            <w:r>
+              <w:rPr>
+                <w:rFonts w:hint="eastAsia"/>
+              </w:rPr>
+              <w:t>AUTO_INCREMENT</w:t>
+            </w:r>
+          </w:p>
+        </w:tc>
+        <w:tc>
+          <w:tcPr>
+            <w:tcW w:w="1066" w:type="pct"/>
+            <w:vAlign w:val="center"/>
+          </w:tcPr>
+          <w:p>
+            <w:pPr>
+              <w:widowControl/>
+              <w:wordWrap/>
+              <w:autoSpaceDE/>
+              <w:autoSpaceDN/>
+              <w:jc w:val="center"/>
+            </w:pPr>
+            <w:r>
+              <w:rPr>
+                <w:rFonts w:hint="eastAsia"/>
+              </w:rPr>
+              <w:t>카테고리</w:t>
+            </w:r>
+            <w:r>
+              <w:rPr>
+                <w:rFonts w:hint="eastAsia"/>
+              </w:rPr>
+              <w:t xml:space="preserve"> 고유 식별자</w:t>
+            </w:r>
+          </w:p>
+        </w:tc>
+      </w:tr>
+      <w:tr>
+        <w:tc>
+          <w:tcPr>
+            <w:tcW w:w="525" w:type="pct"/>
+            <w:vAlign w:val="center"/>
+          </w:tcPr>
+          <w:p>
+            <w:pPr>
+              <w:widowControl/>
+              <w:wordWrap/>
+              <w:autoSpaceDE/>
+              <w:autoSpaceDN/>
+              <w:jc w:val="center"/>
+            </w:pPr>
+            <w:r>
+              <w:t>2</w:t>
+            </w:r>
+          </w:p>
+        </w:tc>
+        <w:tc>
+          <w:tcPr>
+            <w:tcW w:w="800" w:type="pct"/>
+            <w:vAlign w:val="center"/>
+          </w:tcPr>
+          <w:p>
+            <w:pPr>
+              <w:widowControl/>
+              <w:wordWrap/>
+              <w:autoSpaceDE/>
+              <w:autoSpaceDN/>
+              <w:jc w:val="center"/>
+            </w:pPr>
+            <w:proofErr w:type="spellStart"/>
+            <w:r>
+              <w:t>parent</w:t>
+            </w:r>
+            <w:r>
+              <w:t>_id</w:t>
+            </w:r>
+            <w:proofErr w:type="spellEnd"/>
+          </w:p>
+        </w:tc>
+        <w:tc>
+          <w:tcPr>
+            <w:tcW w:w="454" w:type="pct"/>
+            <w:vAlign w:val="center"/>
+          </w:tcPr>
+          <w:p>
+            <w:pPr>
+              <w:widowControl/>
+              <w:wordWrap/>
+              <w:autoSpaceDE/>
+              <w:autoSpaceDN/>
+              <w:jc w:val="center"/>
+            </w:pPr>
+            <w:r>
+              <w:t>BIGINT</w:t>
+            </w:r>
+          </w:p>
+        </w:tc>
+        <w:tc>
+          <w:tcPr>
+            <w:tcW w:w="240" w:type="pct"/>
+            <w:vAlign w:val="center"/>
+          </w:tcPr>
+          <w:p>
+            <w:pPr>
+              <w:widowControl/>
+              <w:wordWrap/>
+              <w:autoSpaceDE/>
+              <w:autoSpaceDN/>
+              <w:jc w:val="center"/>
+            </w:pPr>
+            <w:r>
+              <w:t>-</w:t>
+            </w:r>
+          </w:p>
+        </w:tc>
+        <w:tc>
+          <w:tcPr>
+            <w:tcW w:w="776" w:type="pct"/>
+            <w:vAlign w:val="center"/>
+          </w:tcPr>
+          <w:p>
+            <w:pPr>
+              <w:widowControl/>
+              <w:wordWrap/>
+              <w:autoSpaceDE/>
+              <w:autoSpaceDN/>
+              <w:jc w:val="center"/>
+            </w:pPr>
+            <w:r>
+              <w:rPr>
+                <w:rFonts w:hint="eastAsia"/>
+              </w:rPr>
+              <w:t>-</w:t>
+            </w:r>
+          </w:p>
+        </w:tc>
+        <w:tc>
+          <w:tcPr>
+            <w:tcW w:w="1139" w:type="pct"/>
+            <w:vAlign w:val="center"/>
+          </w:tcPr>
+          <w:p>
+            <w:pPr>
+              <w:widowControl/>
+              <w:wordWrap/>
+              <w:autoSpaceDE/>
+              <w:autoSpaceDN/>
+              <w:jc w:val="center"/>
+            </w:pPr>
+            <w:r>
+              <w:t>-</w:t>
+            </w:r>
+          </w:p>
+        </w:tc>
+        <w:tc>
+          <w:tcPr>
+            <w:tcW w:w="1066" w:type="pct"/>
+            <w:vAlign w:val="center"/>
+          </w:tcPr>
+          <w:p>
+            <w:pPr>
+              <w:widowControl/>
+              <w:wordWrap/>
+              <w:autoSpaceDE/>
+              <w:autoSpaceDN/>
+              <w:jc w:val="center"/>
+              <w:rPr>
+                <w:rFonts w:hint="eastAsia"/>
+              </w:rPr>
+            </w:pPr>
+            <w:r>
+              <w:t>상위 카테고리 식별자 (대분</w:t>
+            </w:r>
+            <w:r>
+              <w:rPr>
+                <w:rFonts w:hint="eastAsia"/>
+              </w:rPr>
+              <w:t xml:space="preserve">류: </w:t>
+            </w:r>
+            <w:r>
+              <w:t>NULL, 소분류</w:t>
+            </w:r>
+            <w:r>
+              <w:rPr>
+                <w:rFonts w:hint="eastAsia"/>
+              </w:rPr>
+              <w:t xml:space="preserve">: </w:t>
+            </w:r>
+            <w:r>
+              <w:t>대분류의 ID)</w:t>
+            </w:r>
+          </w:p>
+        </w:tc>
+      </w:tr>
+      <w:tr>
+        <w:tc>
+          <w:tcPr>
+            <w:tcW w:w="525" w:type="pct"/>
+            <w:vAlign w:val="center"/>
+          </w:tcPr>
+          <w:p>
+            <w:pPr>
+              <w:widowControl/>
+              <w:wordWrap/>
+              <w:autoSpaceDE/>
+              <w:autoSpaceDN/>
+              <w:jc w:val="center"/>
+            </w:pPr>
+            <w:r>
+              <w:t>3</w:t>
+            </w:r>
+          </w:p>
+        </w:tc>
+        <w:tc>
+          <w:tcPr>
+            <w:tcW w:w="800" w:type="pct"/>
+            <w:vAlign w:val="center"/>
+          </w:tcPr>
+          <w:p>
+            <w:pPr>
+              <w:widowControl/>
+              <w:wordWrap/>
+              <w:autoSpaceDE/>
+              <w:autoSpaceDN/>
+              <w:jc w:val="center"/>
+            </w:pPr>
+            <w:r>
+              <w:t>name</w:t>
+            </w:r>
+          </w:p>
+        </w:tc>
+        <w:tc>
+          <w:tcPr>
+            <w:tcW w:w="454" w:type="pct"/>
+          </w:tcPr>
+          <w:p>
+            <w:pPr>
+              <w:widowControl/>
+              <w:wordWrap/>
+              <w:autoSpaceDE/>
+              <w:autoSpaceDN/>
+              <w:jc w:val="center"/>
+            </w:pPr>
+            <w:r>
+              <w:t>VARCHAR</w:t>
+            </w:r>
+          </w:p>
+        </w:tc>
+        <w:tc>
+          <w:tcPr>
+            <w:tcW w:w="240" w:type="pct"/>
+            <w:vAlign w:val="center"/>
+          </w:tcPr>
+          <w:p>
+            <w:pPr>
+              <w:widowControl/>
+              <w:wordWrap/>
+              <w:autoSpaceDE/>
+              <w:autoSpaceDN/>
+              <w:jc w:val="center"/>
+            </w:pPr>
+            <w:r>
+              <w:t>50</w:t>
+            </w:r>
+          </w:p>
+        </w:tc>
+        <w:tc>
+          <w:tcPr>
+            <w:tcW w:w="776" w:type="pct"/>
+            <w:vAlign w:val="center"/>
+          </w:tcPr>
+          <w:p>
+            <w:pPr>
+              <w:widowControl/>
+              <w:wordWrap/>
+              <w:autoSpaceDE/>
+              <w:autoSpaceDN/>
+              <w:jc w:val="center"/>
+            </w:pPr>
+            <w:r>
+              <w:t>NOT NULL</w:t>
+            </w:r>
+          </w:p>
+        </w:tc>
+        <w:tc>
+          <w:tcPr>
+            <w:tcW w:w="1139" w:type="pct"/>
+            <w:vAlign w:val="center"/>
+          </w:tcPr>
+          <w:p>
+            <w:pPr>
+              <w:widowControl/>
+              <w:wordWrap/>
+              <w:autoSpaceDE/>
+              <w:autoSpaceDN/>
+              <w:jc w:val="center"/>
+            </w:pPr>
+            <w:r>
+              <w:t>-</w:t>
+            </w:r>
+          </w:p>
+        </w:tc>
+        <w:tc>
+          <w:tcPr>
+            <w:tcW w:w="1066" w:type="pct"/>
+            <w:vAlign w:val="center"/>
+          </w:tcPr>
+          <w:p>
+            <w:pPr>
+              <w:widowControl/>
+              <w:wordWrap/>
+              <w:autoSpaceDE/>
+              <w:autoSpaceDN/>
+              <w:jc w:val="center"/>
+            </w:pPr>
+            <w:r>
+              <w:rPr>
+                <w:rFonts w:hint="eastAsia"/>
+              </w:rPr>
+              <w:t>카테고리명</w:t>
+            </w:r>
+          </w:p>
+        </w:tc>
+      </w:tr>
+      <w:tr>
+        <w:tc>
+          <w:tcPr>
+            <w:tcW w:w="525" w:type="pct"/>
+            <w:vAlign w:val="center"/>
+          </w:tcPr>
+          <w:p>
+            <w:pPr>
+              <w:widowControl/>
+              <w:wordWrap/>
+              <w:autoSpaceDE/>
+              <w:autoSpaceDN/>
+              <w:jc w:val="center"/>
+            </w:pPr>
+            <w:r>
+              <w:t>4</w:t>
+            </w:r>
+          </w:p>
+        </w:tc>
+        <w:tc>
+          <w:tcPr>
+            <w:tcW w:w="800" w:type="pct"/>
+            <w:vAlign w:val="center"/>
+          </w:tcPr>
+          <w:p>
+            <w:pPr>
+              <w:widowControl/>
+              <w:wordWrap/>
+              <w:autoSpaceDE/>
+              <w:autoSpaceDN/>
+              <w:jc w:val="center"/>
+            </w:pPr>
+            <w:proofErr w:type="spellStart"/>
+            <w:r>
+              <w:t>depth_level</w:t>
+            </w:r>
+            <w:proofErr w:type="spellEnd"/>
+          </w:p>
+        </w:tc>
+        <w:tc>
+          <w:tcPr>
+            <w:tcW w:w="454" w:type="pct"/>
+          </w:tcPr>
+          <w:p>
+            <w:pPr>
+              <w:widowControl/>
+              <w:wordWrap/>
+              <w:autoSpaceDE/>
+              <w:autoSpaceDN/>
+              <w:jc w:val="center"/>
+            </w:pPr>
+            <w:r>
+              <w:t>INT</w:t>
+            </w:r>
+          </w:p>
+        </w:tc>
+        <w:tc>
+          <w:tcPr>
+            <w:tcW w:w="240" w:type="pct"/>
+            <w:vAlign w:val="center"/>
+          </w:tcPr>
+          <w:p>
+            <w:pPr>
+              <w:widowControl/>
+              <w:wordWrap/>
+              <w:autoSpaceDE/>
+              <w:autoSpaceDN/>
+              <w:jc w:val="center"/>
+            </w:pPr>
+            <w:r>
+              <w:rPr>
+                <w:rFonts w:hint="eastAsia"/>
+              </w:rPr>
+              <w:t>-</w:t>
+            </w:r>
+          </w:p>
+        </w:tc>
+        <w:tc>
+          <w:tcPr>
+            <w:tcW w:w="776" w:type="pct"/>
+            <w:vAlign w:val="center"/>
+          </w:tcPr>
+          <w:p>
+            <w:pPr>
+              <w:widowControl/>
+              <w:wordWrap/>
+              <w:autoSpaceDE/>
+              <w:autoSpaceDN/>
+              <w:jc w:val="center"/>
+            </w:pPr>
+            <w:r>
+              <w:t>NOT NULL</w:t>
+            </w:r>
+          </w:p>
+        </w:tc>
+        <w:tc>
+          <w:tcPr>
+            <w:tcW w:w="1139" w:type="pct"/>
+            <w:vAlign w:val="center"/>
+          </w:tcPr>
+          <w:p>
+            <w:pPr>
+              <w:widowControl/>
+              <w:wordWrap/>
+              <w:autoSpaceDE/>
+              <w:autoSpaceDN/>
+              <w:jc w:val="center"/>
+            </w:pPr>
+            <w:r>
+              <w:t>1</w:t>
+            </w:r>
+          </w:p>
+        </w:tc>
+        <w:tc>
+          <w:tcPr>
+            <w:tcW w:w="1066" w:type="pct"/>
+            <w:vAlign w:val="center"/>
+          </w:tcPr>
+          <w:p>
+            <w:pPr>
+              <w:widowControl/>
+              <w:wordWrap/>
+              <w:autoSpaceDE/>
+              <w:autoSpaceDN/>
+              <w:jc w:val="center"/>
+            </w:pPr>
+            <w:r>
+              <w:t>카테고리 깊이 (1: 대분류, 2: 소분류)</w:t>
+            </w:r>
+          </w:p>
+        </w:tc>
+      </w:tr>
+      <w:tr>
+        <w:tc>
+          <w:tcPr>
+            <w:tcW w:w="525" w:type="pct"/>
+            <w:vAlign w:val="center"/>
+          </w:tcPr>
+          <w:p>
+            <w:pPr>
+              <w:widowControl/>
+              <w:wordWrap/>
+              <w:autoSpaceDE/>
+              <w:autoSpaceDN/>
+              <w:jc w:val="center"/>
+            </w:pPr>
+            <w:r>
+              <w:t>5</w:t>
+            </w:r>
+          </w:p>
+        </w:tc>
+        <w:tc>
+          <w:tcPr>
+            <w:tcW w:w="800" w:type="pct"/>
+            <w:vAlign w:val="center"/>
+          </w:tcPr>
+          <w:p>
+            <w:pPr>
+              <w:widowControl/>
+              <w:wordWrap/>
+              <w:autoSpaceDE/>
+              <w:autoSpaceDN/>
+              <w:jc w:val="center"/>
+            </w:pPr>
+            <w:proofErr w:type="spellStart"/>
+            <w:r>
+              <w:t>sort_order</w:t>
+            </w:r>
+            <w:proofErr w:type="spellEnd"/>
+          </w:p>
+        </w:tc>
+        <w:tc>
+          <w:tcPr>
+            <w:tcW w:w="454" w:type="pct"/>
+            <w:vAlign w:val="center"/>
+          </w:tcPr>
+          <w:p>
+            <w:pPr>
+              <w:widowControl/>
+              <w:wordWrap/>
+              <w:autoSpaceDE/>
+              <w:autoSpaceDN/>
+              <w:jc w:val="center"/>
+            </w:pPr>
+            <w:r>
+              <w:t>INT</w:t>
+            </w:r>
+          </w:p>
+        </w:tc>
+        <w:tc>
+          <w:tcPr>
+            <w:tcW w:w="240" w:type="pct"/>
+            <w:vAlign w:val="center"/>
+          </w:tcPr>
+          <w:p>
+            <w:pPr>
+              <w:widowControl/>
+              <w:wordWrap/>
+              <w:autoSpaceDE/>
+              <w:autoSpaceDN/>
+              <w:jc w:val="center"/>
+            </w:pPr>
+            <w:r>
+              <w:t>-</w:t>
+            </w:r>
+          </w:p>
+        </w:tc>
+        <w:tc>
+          <w:tcPr>
+            <w:tcW w:w="776" w:type="pct"/>
+            <w:vAlign w:val="center"/>
+          </w:tcPr>
+          <w:p>
+            <w:pPr>
+              <w:widowControl/>
+              <w:wordWrap/>
+              <w:autoSpaceDE/>
+              <w:autoSpaceDN/>
+              <w:jc w:val="center"/>
+            </w:pPr>
+            <w:r>
+              <w:rPr>
+                <w:rFonts w:hint="eastAsia"/>
+              </w:rPr>
+              <w:t>NOT NULL</w:t>
+            </w:r>
+          </w:p>
+        </w:tc>
+        <w:tc>
+          <w:tcPr>
+            <w:tcW w:w="1139" w:type="pct"/>
+            <w:vAlign w:val="center"/>
+          </w:tcPr>
+          <w:p>
+            <w:pPr>
+              <w:widowControl/>
+              <w:wordWrap/>
+              <w:autoSpaceDE/>
+              <w:autoSpaceDN/>
+              <w:jc w:val="center"/>
+            </w:pPr>
+            <w:r>
+              <w:t>0</w:t>
+            </w:r>
+          </w:p>
+        </w:tc>
+        <w:tc>
+          <w:tcPr>
+            <w:tcW w:w="1066" w:type="pct"/>
+            <w:vAlign w:val="center"/>
+          </w:tcPr>
+          <w:p>
+            <w:pPr>
+              <w:widowControl/>
+              <w:wordWrap/>
+              <w:autoSpaceDE/>
+              <w:autoSpaceDN/>
+              <w:jc w:val="center"/>
+            </w:pPr>
+            <w:r>
+              <w:t>동일 계층 내 UI 노출 정렬 순서</w:t>
+            </w:r>
+          </w:p>
+        </w:tc>
+      </w:tr>
+      <w:tr>
+        <w:tc>
+          <w:tcPr>
+            <w:tcW w:w="525" w:type="pct"/>
+            <w:vAlign w:val="center"/>
+          </w:tcPr>
+          <w:p>
+            <w:pPr>
+              <w:widowControl/>
+              <w:wordWrap/>
+              <w:autoSpaceDE/>
+              <w:autoSpaceDN/>
+              <w:jc w:val="center"/>
+            </w:pPr>
+            <w:r>
+              <w:t>6</w:t>
+            </w:r>
+          </w:p>
+        </w:tc>
+        <w:tc>
+          <w:tcPr>
+            <w:tcW w:w="800" w:type="pct"/>
+            <w:vAlign w:val="center"/>
+          </w:tcPr>
+          <w:p>
+            <w:pPr>
+              <w:widowControl/>
+              <w:wordWrap/>
+              <w:autoSpaceDE/>
+              <w:autoSpaceDN/>
+              <w:jc w:val="center"/>
+            </w:pPr>
+            <w:proofErr w:type="spellStart"/>
+            <w:r>
+              <w:rPr>
+                <w:rFonts w:hint="eastAsia"/>
+              </w:rPr>
+              <w:t>created_at</w:t>
+            </w:r>
+            <w:proofErr w:type="spellEnd"/>
+          </w:p>
+        </w:tc>
+        <w:tc>
+          <w:tcPr>
+            <w:tcW w:w="454" w:type="pct"/>
+            <w:vAlign w:val="center"/>
+          </w:tcPr>
+          <w:p>
+            <w:pPr>
+              <w:widowControl/>
+              <w:wordWrap/>
+              <w:autoSpaceDE/>
+              <w:autoSpaceDN/>
+              <w:jc w:val="center"/>
+            </w:pPr>
+            <w:r>
+              <w:rPr>
+                <w:rFonts w:hint="eastAsia"/>
+              </w:rPr>
+              <w:t>DATETIME</w:t>
+            </w:r>
+          </w:p>
+        </w:tc>
+        <w:tc>
+          <w:tcPr>
+            <w:tcW w:w="240" w:type="pct"/>
+            <w:vAlign w:val="center"/>
+          </w:tcPr>
+          <w:p>
+            <w:pPr>
+              <w:widowControl/>
+              <w:wordWrap/>
+              <w:autoSpaceDE/>
+              <w:autoSpaceDN/>
+              <w:jc w:val="center"/>
+            </w:pPr>
+            <w:r>
+              <w:rPr>
+                <w:rFonts w:hint="eastAsia"/>
+              </w:rPr>
+              <w:t>6</w:t>
+            </w:r>
+          </w:p>
+        </w:tc>
+        <w:tc>
+          <w:tcPr>
+            <w:tcW w:w="776" w:type="pct"/>
+            <w:vAlign w:val="center"/>
+          </w:tcPr>
+          <w:p>
+            <w:pPr>
+              <w:widowControl/>
+              <w:wordWrap/>
+              <w:autoSpaceDE/>
+              <w:autoSpaceDN/>
+              <w:jc w:val="center"/>
+            </w:pPr>
+            <w:r>
+              <w:rPr>
+                <w:rFonts w:hint="eastAsia"/>
+              </w:rPr>
+              <w:t>NOT NULL</w:t>
+            </w:r>
+          </w:p>
+        </w:tc>
+        <w:tc>
+          <w:tcPr>
+            <w:tcW w:w="1139" w:type="pct"/>
+            <w:vAlign w:val="center"/>
+          </w:tcPr>
+          <w:p>
+            <w:pPr>
+              <w:widowControl/>
+              <w:wordWrap/>
+              <w:autoSpaceDE/>
+              <w:autoSpaceDN/>
+              <w:jc w:val="center"/>
+            </w:pPr>
+            <w:r>
+              <w:t xml:space="preserve">Spring Boot </w:t>
+            </w:r>
+            <w:r>
+              <w:rPr>
+                <w:rFonts w:hint="eastAsia"/>
+              </w:rPr>
+              <w:t>전역 설정 사용</w:t>
+            </w:r>
+          </w:p>
+        </w:tc>
+        <w:tc>
+          <w:tcPr>
+            <w:tcW w:w="1066" w:type="pct"/>
+            <w:vAlign w:val="center"/>
+          </w:tcPr>
+          <w:p>
+            <w:pPr>
+              <w:widowControl/>
+              <w:wordWrap/>
+              <w:autoSpaceDE/>
+              <w:autoSpaceDN/>
+              <w:jc w:val="center"/>
+            </w:pPr>
+            <w:r>
+              <w:rPr>
+                <w:rFonts w:hint="eastAsia"/>
+              </w:rPr>
+              <w:t>생성</w:t>
+            </w:r>
+            <w:r>
+              <w:rPr>
+                <w:rFonts w:hint="eastAsia"/>
+              </w:rPr>
+              <w:t xml:space="preserve"> 일시</w:t>
+            </w:r>
+          </w:p>
+        </w:tc>
+      </w:tr>
+      <w:tr>
+        <w:tc>
+          <w:tcPr>
+            <w:tcW w:w="525" w:type="pct"/>
+            <w:vAlign w:val="center"/>
+          </w:tcPr>
+          <w:p>
+            <w:pPr>
+              <w:widowControl/>
+              <w:wordWrap/>
+              <w:autoSpaceDE/>
+              <w:autoSpaceDN/>
+              <w:jc w:val="center"/>
+            </w:pPr>
+            <w:r>
+              <w:t>7</w:t>
+            </w:r>
+          </w:p>
+        </w:tc>
+        <w:tc>
+          <w:tcPr>
+            <w:tcW w:w="800" w:type="pct"/>
+            <w:vAlign w:val="center"/>
+          </w:tcPr>
+          <w:p>
+            <w:pPr>
+              <w:widowControl/>
+              <w:wordWrap/>
+              <w:autoSpaceDE/>
+              <w:autoSpaceDN/>
+              <w:jc w:val="center"/>
+            </w:pPr>
+            <w:proofErr w:type="spellStart"/>
+            <w:r>
+              <w:rPr>
+                <w:rFonts w:hint="eastAsia"/>
+              </w:rPr>
+              <w:t>updated_at</w:t>
+            </w:r>
+            <w:proofErr w:type="spellEnd"/>
+          </w:p>
+        </w:tc>
+        <w:tc>
+          <w:tcPr>
+            <w:tcW w:w="454" w:type="pct"/>
+            <w:vAlign w:val="center"/>
+          </w:tcPr>
+          <w:p>
+            <w:pPr>
+              <w:widowControl/>
+              <w:wordWrap/>
+              <w:autoSpaceDE/>
+              <w:autoSpaceDN/>
+              <w:jc w:val="center"/>
+            </w:pPr>
+            <w:r>
+              <w:rPr>
+                <w:rFonts w:hint="eastAsia"/>
+              </w:rPr>
+              <w:t>DATETIME</w:t>
+            </w:r>
+          </w:p>
+        </w:tc>
+        <w:tc>
+          <w:tcPr>
+            <w:tcW w:w="240" w:type="pct"/>
+            <w:vAlign w:val="center"/>
+          </w:tcPr>
+          <w:p>
+            <w:pPr>
+              <w:widowControl/>
+              <w:wordWrap/>
+              <w:autoSpaceDE/>
+              <w:autoSpaceDN/>
+              <w:jc w:val="center"/>
+            </w:pPr>
+            <w:r>
+              <w:rPr>
+                <w:rFonts w:hint="eastAsia"/>
+              </w:rPr>
+              <w:t>6</w:t>
+            </w:r>
+          </w:p>
+        </w:tc>
+        <w:tc>
+          <w:tcPr>
+            <w:tcW w:w="776" w:type="pct"/>
+            <w:vAlign w:val="center"/>
+          </w:tcPr>
+          <w:p>
+            <w:pPr>
+              <w:widowControl/>
+              <w:wordWrap/>
+              <w:autoSpaceDE/>
+              <w:autoSpaceDN/>
+              <w:jc w:val="center"/>
+            </w:pPr>
+            <w:r>
+              <w:rPr>
+                <w:rFonts w:hint="eastAsia"/>
+              </w:rPr>
+              <w:t>NOT NULL</w:t>
+            </w:r>
+          </w:p>
+        </w:tc>
+        <w:tc>
+          <w:tcPr>
+            <w:tcW w:w="1139" w:type="pct"/>
+            <w:vAlign w:val="center"/>
+          </w:tcPr>
+          <w:p>
+            <w:pPr>
+              <w:widowControl/>
+              <w:wordWrap/>
+              <w:autoSpaceDE/>
+              <w:autoSpaceDN/>
+              <w:jc w:val="center"/>
+            </w:pPr>
+            <w:r>
+              <w:t xml:space="preserve">Spring Boot </w:t>
+            </w:r>
+            <w:r>
+              <w:rPr>
+                <w:rFonts w:hint="eastAsia"/>
+              </w:rPr>
+              <w:t>전역 설정 사용</w:t>
+            </w:r>
+          </w:p>
+        </w:tc>
+        <w:tc>
+          <w:tcPr>
+            <w:tcW w:w="1066" w:type="pct"/>
+            <w:vAlign w:val="center"/>
+          </w:tcPr>
+          <w:p>
+            <w:pPr>
+              <w:widowControl/>
+              <w:wordWrap/>
+              <w:autoSpaceDE/>
+              <w:autoSpaceDN/>
+              <w:jc w:val="center"/>
+            </w:pPr>
+            <w:r>
+              <w:rPr>
+                <w:rFonts w:hint="eastAsia"/>
+              </w:rPr>
+              <w:t>수정 일시</w:t>
+            </w:r>
+          </w:p>
+        </w:tc>
+      </w:tr>
+    </w:tbl>
+    <w:p>
+      <w:pPr>
+        <w:widowControl/>
+        <w:wordWrap/>
+        <w:autoSpaceDE/>
+        <w:autoSpaceDN/>
+      </w:pPr>
+    </w:p>
+    <w:p>
+      <w:pPr>
+        <w:widowControl/>
+        <w:wordWrap/>
+        <w:autoSpaceDE/>
+        <w:autoSpaceDN/>
+      </w:pPr>
+      <w:r>
+        <w:br w:type="page"/>
+      </w:r>
+    </w:p>
+    <w:p>
+      <w:pPr>
+        <w:widowControl/>
+        <w:wordWrap/>
+        <w:autoSpaceDE/>
+        <w:autoSpaceDN/>
       </w:pPr>
     </w:p>
     <w:tbl>
@@ -9013,7 +10295,6 @@
               <w:rPr>
                 <w:rFonts w:hint="eastAsia"/>
               </w:rPr>
-              <w:lastRenderedPageBreak/>
               <w:t>시스템 명</w:t>
             </w:r>
           </w:p>
@@ -19347,9 +20628,6 @@
               <w:autoSpaceDE/>
               <w:autoSpaceDN/>
               <w:jc w:val="center"/>
-              <w:rPr>
-                <w:rFonts w:hint="eastAsia"/>
-              </w:rPr>
             </w:pPr>
             <w:r>
               <w:t>신고 대상 종류(PRODUCT, COMMUNITY, CHAT_MESSAGE, MEMBER)</w:t>
@@ -19459,9 +20737,6 @@
               <w:autoSpaceDE/>
               <w:autoSpaceDN/>
               <w:jc w:val="center"/>
-              <w:rPr>
-                <w:rFonts w:hint="eastAsia"/>
-              </w:rPr>
             </w:pPr>
             <w:r>
               <w:t>NOT NULL</w:t>
@@ -20289,9 +21564,6 @@
               <w:autoSpaceDE/>
               <w:autoSpaceDN/>
               <w:jc w:val="center"/>
-              <w:rPr>
-                <w:rFonts w:hint="eastAsia"/>
-              </w:rPr>
             </w:pPr>
             <w:r>
               <w:t>1</w:t>
@@ -21308,924 +22580,6 @@
         <w:tblLook w:val="04A0" w:firstRow="1" w:lastRow="0" w:firstColumn="1" w:lastColumn="0" w:noHBand="0" w:noVBand="1"/>
       </w:tblPr>
       <w:tblGrid>
-        <w:gridCol w:w="1458"/>
-        <w:gridCol w:w="2494"/>
-        <w:gridCol w:w="904"/>
-        <w:gridCol w:w="1096"/>
-        <w:gridCol w:w="2121"/>
-        <w:gridCol w:w="2127"/>
-        <w:gridCol w:w="3487"/>
-      </w:tblGrid>
-      <w:tr>
-        <w:tc>
-          <w:tcPr>
-            <w:tcW w:w="533" w:type="pct"/>
-            <w:vAlign w:val="center"/>
-          </w:tcPr>
-          <w:p>
-            <w:pPr>
-              <w:widowControl/>
-              <w:wordWrap/>
-              <w:autoSpaceDE/>
-              <w:autoSpaceDN/>
-              <w:jc w:val="center"/>
-            </w:pPr>
-            <w:r>
-              <w:rPr>
-                <w:rFonts w:hint="eastAsia"/>
-              </w:rPr>
-              <w:t>시스템 명</w:t>
-            </w:r>
-          </w:p>
-        </w:tc>
-        <w:tc>
-          <w:tcPr>
-            <w:tcW w:w="911" w:type="pct"/>
-            <w:vAlign w:val="center"/>
-          </w:tcPr>
-          <w:p>
-            <w:pPr>
-              <w:widowControl/>
-              <w:wordWrap/>
-              <w:autoSpaceDE/>
-              <w:autoSpaceDN/>
-              <w:jc w:val="center"/>
-            </w:pPr>
-            <w:proofErr w:type="spellStart"/>
-            <w:r>
-              <w:t>clo-ver</w:t>
-            </w:r>
-            <w:proofErr w:type="spellEnd"/>
-          </w:p>
-        </w:tc>
-        <w:tc>
-          <w:tcPr>
-            <w:tcW w:w="330" w:type="pct"/>
-            <w:vMerge w:val="restart"/>
-            <w:vAlign w:val="center"/>
-          </w:tcPr>
-          <w:p>
-            <w:pPr>
-              <w:widowControl/>
-              <w:wordWrap/>
-              <w:autoSpaceDE/>
-              <w:autoSpaceDN/>
-              <w:jc w:val="center"/>
-            </w:pPr>
-            <w:r>
-              <w:rPr>
-                <w:rFonts w:hint="eastAsia"/>
-              </w:rPr>
-              <w:t>분류</w:t>
-            </w:r>
-          </w:p>
-        </w:tc>
-        <w:tc>
-          <w:tcPr>
-            <w:tcW w:w="400" w:type="pct"/>
-            <w:vMerge w:val="restart"/>
-            <w:vAlign w:val="center"/>
-          </w:tcPr>
-          <w:p>
-            <w:pPr>
-              <w:widowControl/>
-              <w:wordWrap/>
-              <w:autoSpaceDE/>
-              <w:autoSpaceDN/>
-              <w:jc w:val="center"/>
-            </w:pPr>
-            <w:r>
-              <w:rPr>
-                <w:rFonts w:hint="eastAsia"/>
-              </w:rPr>
-              <w:t>커뮤니티</w:t>
-            </w:r>
-          </w:p>
-        </w:tc>
-        <w:tc>
-          <w:tcPr>
-            <w:tcW w:w="2826" w:type="pct"/>
-            <w:gridSpan w:val="3"/>
-            <w:vMerge w:val="restart"/>
-            <w:vAlign w:val="center"/>
-          </w:tcPr>
-          <w:p>
-            <w:pPr>
-              <w:widowControl/>
-              <w:wordWrap/>
-              <w:autoSpaceDE/>
-              <w:autoSpaceDN/>
-              <w:jc w:val="center"/>
-            </w:pPr>
-          </w:p>
-        </w:tc>
-      </w:tr>
-      <w:tr>
-        <w:tc>
-          <w:tcPr>
-            <w:tcW w:w="533" w:type="pct"/>
-            <w:vAlign w:val="center"/>
-          </w:tcPr>
-          <w:p>
-            <w:pPr>
-              <w:widowControl/>
-              <w:wordWrap/>
-              <w:autoSpaceDE/>
-              <w:autoSpaceDN/>
-              <w:jc w:val="center"/>
-            </w:pPr>
-            <w:r>
-              <w:rPr>
-                <w:rFonts w:hint="eastAsia"/>
-              </w:rPr>
-              <w:t>테이블 명</w:t>
-            </w:r>
-          </w:p>
-        </w:tc>
-        <w:tc>
-          <w:tcPr>
-            <w:tcW w:w="911" w:type="pct"/>
-            <w:vAlign w:val="center"/>
-          </w:tcPr>
-          <w:p>
-            <w:pPr>
-              <w:widowControl/>
-              <w:wordWrap/>
-              <w:autoSpaceDE/>
-              <w:autoSpaceDN/>
-              <w:jc w:val="center"/>
-            </w:pPr>
-            <w:proofErr w:type="spellStart"/>
-            <w:r>
-              <w:rPr>
-                <w:rFonts w:hint="eastAsia"/>
-              </w:rPr>
-              <w:t>community_hashtag</w:t>
-            </w:r>
-            <w:proofErr w:type="spellEnd"/>
-          </w:p>
-        </w:tc>
-        <w:tc>
-          <w:tcPr>
-            <w:tcW w:w="330" w:type="pct"/>
-            <w:vMerge/>
-            <w:vAlign w:val="center"/>
-          </w:tcPr>
-          <w:p>
-            <w:pPr>
-              <w:widowControl/>
-              <w:wordWrap/>
-              <w:autoSpaceDE/>
-              <w:autoSpaceDN/>
-              <w:jc w:val="center"/>
-            </w:pPr>
-          </w:p>
-        </w:tc>
-        <w:tc>
-          <w:tcPr>
-            <w:tcW w:w="400" w:type="pct"/>
-            <w:vMerge/>
-            <w:vAlign w:val="center"/>
-          </w:tcPr>
-          <w:p>
-            <w:pPr>
-              <w:widowControl/>
-              <w:wordWrap/>
-              <w:autoSpaceDE/>
-              <w:autoSpaceDN/>
-              <w:jc w:val="center"/>
-            </w:pPr>
-          </w:p>
-        </w:tc>
-        <w:tc>
-          <w:tcPr>
-            <w:tcW w:w="2826" w:type="pct"/>
-            <w:gridSpan w:val="3"/>
-            <w:vMerge/>
-            <w:vAlign w:val="center"/>
-          </w:tcPr>
-          <w:p>
-            <w:pPr>
-              <w:widowControl/>
-              <w:wordWrap/>
-              <w:autoSpaceDE/>
-              <w:autoSpaceDN/>
-              <w:jc w:val="center"/>
-            </w:pPr>
-          </w:p>
-        </w:tc>
-      </w:tr>
-      <w:tr>
-        <w:tc>
-          <w:tcPr>
-            <w:tcW w:w="533" w:type="pct"/>
-            <w:vAlign w:val="center"/>
-          </w:tcPr>
-          <w:p>
-            <w:pPr>
-              <w:widowControl/>
-              <w:wordWrap/>
-              <w:autoSpaceDE/>
-              <w:autoSpaceDN/>
-              <w:jc w:val="center"/>
-            </w:pPr>
-            <w:r>
-              <w:rPr>
-                <w:rFonts w:hint="eastAsia"/>
-              </w:rPr>
-              <w:t>테이블 개요</w:t>
-            </w:r>
-          </w:p>
-        </w:tc>
-        <w:tc>
-          <w:tcPr>
-            <w:tcW w:w="4467" w:type="pct"/>
-            <w:gridSpan w:val="6"/>
-            <w:vAlign w:val="center"/>
-          </w:tcPr>
-          <w:p>
-            <w:pPr>
-              <w:widowControl/>
-              <w:wordWrap/>
-              <w:autoSpaceDE/>
-              <w:autoSpaceDN/>
-              <w:jc w:val="center"/>
-            </w:pPr>
-            <w:r>
-              <w:rPr>
-                <w:rFonts w:hint="eastAsia"/>
-              </w:rPr>
-              <w:t>게시글</w:t>
-            </w:r>
-            <w:r>
-              <w:rPr>
-                <w:rFonts w:hint="eastAsia"/>
-              </w:rPr>
-              <w:t xml:space="preserve"> </w:t>
-            </w:r>
-            <w:r>
-              <w:t>–</w:t>
-            </w:r>
-            <w:r>
-              <w:rPr>
-                <w:rFonts w:hint="eastAsia"/>
-              </w:rPr>
-              <w:t xml:space="preserve"> 해시태그 연결</w:t>
-            </w:r>
-          </w:p>
-        </w:tc>
-      </w:tr>
-      <w:tr>
-        <w:tc>
-          <w:tcPr>
-            <w:tcW w:w="533" w:type="pct"/>
-            <w:vAlign w:val="center"/>
-          </w:tcPr>
-          <w:p>
-            <w:pPr>
-              <w:widowControl/>
-              <w:wordWrap/>
-              <w:autoSpaceDE/>
-              <w:autoSpaceDN/>
-              <w:jc w:val="center"/>
-            </w:pPr>
-            <w:r>
-              <w:rPr>
-                <w:rFonts w:hint="eastAsia"/>
-              </w:rPr>
-              <w:t>순번</w:t>
-            </w:r>
-          </w:p>
-        </w:tc>
-        <w:tc>
-          <w:tcPr>
-            <w:tcW w:w="911" w:type="pct"/>
-            <w:vAlign w:val="center"/>
-          </w:tcPr>
-          <w:p>
-            <w:pPr>
-              <w:widowControl/>
-              <w:wordWrap/>
-              <w:autoSpaceDE/>
-              <w:autoSpaceDN/>
-              <w:jc w:val="center"/>
-            </w:pPr>
-            <w:r>
-              <w:rPr>
-                <w:rFonts w:hint="eastAsia"/>
-              </w:rPr>
-              <w:t>컬럼 명</w:t>
-            </w:r>
-          </w:p>
-        </w:tc>
-        <w:tc>
-          <w:tcPr>
-            <w:tcW w:w="330" w:type="pct"/>
-            <w:vAlign w:val="center"/>
-          </w:tcPr>
-          <w:p>
-            <w:pPr>
-              <w:widowControl/>
-              <w:wordWrap/>
-              <w:autoSpaceDE/>
-              <w:autoSpaceDN/>
-              <w:jc w:val="center"/>
-            </w:pPr>
-            <w:r>
-              <w:rPr>
-                <w:rFonts w:hint="eastAsia"/>
-              </w:rPr>
-              <w:t>타입</w:t>
-            </w:r>
-          </w:p>
-        </w:tc>
-        <w:tc>
-          <w:tcPr>
-            <w:tcW w:w="400" w:type="pct"/>
-            <w:vAlign w:val="center"/>
-          </w:tcPr>
-          <w:p>
-            <w:pPr>
-              <w:widowControl/>
-              <w:wordWrap/>
-              <w:autoSpaceDE/>
-              <w:autoSpaceDN/>
-              <w:jc w:val="center"/>
-            </w:pPr>
-            <w:r>
-              <w:rPr>
-                <w:rFonts w:hint="eastAsia"/>
-              </w:rPr>
-              <w:t>길이</w:t>
-            </w:r>
-          </w:p>
-        </w:tc>
-        <w:tc>
-          <w:tcPr>
-            <w:tcW w:w="775" w:type="pct"/>
-            <w:vAlign w:val="center"/>
-          </w:tcPr>
-          <w:p>
-            <w:pPr>
-              <w:widowControl/>
-              <w:wordWrap/>
-              <w:autoSpaceDE/>
-              <w:autoSpaceDN/>
-              <w:jc w:val="center"/>
-            </w:pPr>
-            <w:r>
-              <w:t>NULL / Constraint</w:t>
-            </w:r>
-          </w:p>
-        </w:tc>
-        <w:tc>
-          <w:tcPr>
-            <w:tcW w:w="777" w:type="pct"/>
-            <w:vAlign w:val="center"/>
-          </w:tcPr>
-          <w:p>
-            <w:pPr>
-              <w:widowControl/>
-              <w:wordWrap/>
-              <w:autoSpaceDE/>
-              <w:autoSpaceDN/>
-              <w:jc w:val="center"/>
-            </w:pPr>
-            <w:r>
-              <w:t>Default</w:t>
-            </w:r>
-          </w:p>
-        </w:tc>
-        <w:tc>
-          <w:tcPr>
-            <w:tcW w:w="1273" w:type="pct"/>
-            <w:vAlign w:val="center"/>
-          </w:tcPr>
-          <w:p>
-            <w:pPr>
-              <w:widowControl/>
-              <w:wordWrap/>
-              <w:autoSpaceDE/>
-              <w:autoSpaceDN/>
-              <w:jc w:val="center"/>
-            </w:pPr>
-            <w:r>
-              <w:rPr>
-                <w:rFonts w:hint="eastAsia"/>
-              </w:rPr>
-              <w:t>비고</w:t>
-            </w:r>
-          </w:p>
-        </w:tc>
-      </w:tr>
-      <w:tr>
-        <w:tc>
-          <w:tcPr>
-            <w:tcW w:w="533" w:type="pct"/>
-            <w:vAlign w:val="center"/>
-          </w:tcPr>
-          <w:p>
-            <w:pPr>
-              <w:widowControl/>
-              <w:wordWrap/>
-              <w:autoSpaceDE/>
-              <w:autoSpaceDN/>
-              <w:jc w:val="center"/>
-            </w:pPr>
-            <w:r>
-              <w:t>1</w:t>
-            </w:r>
-          </w:p>
-        </w:tc>
-        <w:tc>
-          <w:tcPr>
-            <w:tcW w:w="911" w:type="pct"/>
-            <w:vAlign w:val="center"/>
-          </w:tcPr>
-          <w:p>
-            <w:pPr>
-              <w:widowControl/>
-              <w:wordWrap/>
-              <w:autoSpaceDE/>
-              <w:autoSpaceDN/>
-              <w:jc w:val="center"/>
-            </w:pPr>
-            <w:proofErr w:type="spellStart"/>
-            <w:r>
-              <w:rPr>
-                <w:rFonts w:hint="eastAsia"/>
-              </w:rPr>
-              <w:t>community_hashtag_id</w:t>
-            </w:r>
-            <w:proofErr w:type="spellEnd"/>
-          </w:p>
-        </w:tc>
-        <w:tc>
-          <w:tcPr>
-            <w:tcW w:w="330" w:type="pct"/>
-            <w:vAlign w:val="center"/>
-          </w:tcPr>
-          <w:p>
-            <w:pPr>
-              <w:widowControl/>
-              <w:wordWrap/>
-              <w:autoSpaceDE/>
-              <w:autoSpaceDN/>
-              <w:jc w:val="center"/>
-            </w:pPr>
-            <w:r>
-              <w:rPr>
-                <w:rFonts w:hint="eastAsia"/>
-              </w:rPr>
-              <w:t>BIGINT</w:t>
-            </w:r>
-          </w:p>
-        </w:tc>
-        <w:tc>
-          <w:tcPr>
-            <w:tcW w:w="400" w:type="pct"/>
-            <w:vAlign w:val="center"/>
-          </w:tcPr>
-          <w:p>
-            <w:pPr>
-              <w:widowControl/>
-              <w:wordWrap/>
-              <w:autoSpaceDE/>
-              <w:autoSpaceDN/>
-              <w:jc w:val="center"/>
-            </w:pPr>
-            <w:r>
-              <w:rPr>
-                <w:rFonts w:hint="eastAsia"/>
-              </w:rPr>
-              <w:t>-</w:t>
-            </w:r>
-          </w:p>
-        </w:tc>
-        <w:tc>
-          <w:tcPr>
-            <w:tcW w:w="775" w:type="pct"/>
-            <w:vAlign w:val="center"/>
-          </w:tcPr>
-          <w:p>
-            <w:pPr>
-              <w:widowControl/>
-              <w:wordWrap/>
-              <w:autoSpaceDE/>
-              <w:autoSpaceDN/>
-              <w:jc w:val="center"/>
-            </w:pPr>
-            <w:r>
-              <w:rPr>
-                <w:rFonts w:hint="eastAsia"/>
-              </w:rPr>
-              <w:t>PK</w:t>
-            </w:r>
-          </w:p>
-        </w:tc>
-        <w:tc>
-          <w:tcPr>
-            <w:tcW w:w="777" w:type="pct"/>
-            <w:vAlign w:val="center"/>
-          </w:tcPr>
-          <w:p>
-            <w:pPr>
-              <w:widowControl/>
-              <w:wordWrap/>
-              <w:autoSpaceDE/>
-              <w:autoSpaceDN/>
-              <w:jc w:val="center"/>
-            </w:pPr>
-            <w:r>
-              <w:rPr>
-                <w:rFonts w:hint="eastAsia"/>
-              </w:rPr>
-              <w:t>AUTO_INCREMENT</w:t>
-            </w:r>
-          </w:p>
-        </w:tc>
-        <w:tc>
-          <w:tcPr>
-            <w:tcW w:w="1273" w:type="pct"/>
-            <w:vAlign w:val="center"/>
-          </w:tcPr>
-          <w:p>
-            <w:pPr>
-              <w:widowControl/>
-              <w:wordWrap/>
-              <w:autoSpaceDE/>
-              <w:autoSpaceDN/>
-              <w:jc w:val="center"/>
-            </w:pPr>
-            <w:r>
-              <w:rPr>
-                <w:rFonts w:hint="eastAsia"/>
-              </w:rPr>
-              <w:t>매핑 고유 식별자</w:t>
-            </w:r>
-          </w:p>
-        </w:tc>
-      </w:tr>
-      <w:tr>
-        <w:tc>
-          <w:tcPr>
-            <w:tcW w:w="533" w:type="pct"/>
-            <w:vAlign w:val="center"/>
-          </w:tcPr>
-          <w:p>
-            <w:pPr>
-              <w:widowControl/>
-              <w:wordWrap/>
-              <w:autoSpaceDE/>
-              <w:autoSpaceDN/>
-              <w:jc w:val="center"/>
-            </w:pPr>
-            <w:r>
-              <w:t>2</w:t>
-            </w:r>
-          </w:p>
-        </w:tc>
-        <w:tc>
-          <w:tcPr>
-            <w:tcW w:w="911" w:type="pct"/>
-            <w:vAlign w:val="center"/>
-          </w:tcPr>
-          <w:p>
-            <w:pPr>
-              <w:widowControl/>
-              <w:wordWrap/>
-              <w:autoSpaceDE/>
-              <w:autoSpaceDN/>
-              <w:jc w:val="center"/>
-            </w:pPr>
-            <w:proofErr w:type="spellStart"/>
-            <w:r>
-              <w:rPr>
-                <w:rFonts w:hint="eastAsia"/>
-              </w:rPr>
-              <w:t>community_id</w:t>
-            </w:r>
-            <w:proofErr w:type="spellEnd"/>
-          </w:p>
-        </w:tc>
-        <w:tc>
-          <w:tcPr>
-            <w:tcW w:w="330" w:type="pct"/>
-            <w:vAlign w:val="center"/>
-          </w:tcPr>
-          <w:p>
-            <w:pPr>
-              <w:widowControl/>
-              <w:wordWrap/>
-              <w:autoSpaceDE/>
-              <w:autoSpaceDN/>
-              <w:jc w:val="center"/>
-            </w:pPr>
-            <w:r>
-              <w:rPr>
-                <w:rFonts w:hint="eastAsia"/>
-              </w:rPr>
-              <w:t>BIGINT</w:t>
-            </w:r>
-          </w:p>
-        </w:tc>
-        <w:tc>
-          <w:tcPr>
-            <w:tcW w:w="400" w:type="pct"/>
-            <w:vAlign w:val="center"/>
-          </w:tcPr>
-          <w:p>
-            <w:pPr>
-              <w:widowControl/>
-              <w:wordWrap/>
-              <w:autoSpaceDE/>
-              <w:autoSpaceDN/>
-              <w:jc w:val="center"/>
-            </w:pPr>
-            <w:r>
-              <w:rPr>
-                <w:rFonts w:hint="eastAsia"/>
-              </w:rPr>
-              <w:t>-</w:t>
-            </w:r>
-          </w:p>
-        </w:tc>
-        <w:tc>
-          <w:tcPr>
-            <w:tcW w:w="775" w:type="pct"/>
-            <w:vAlign w:val="center"/>
-          </w:tcPr>
-          <w:p>
-            <w:pPr>
-              <w:widowControl/>
-              <w:wordWrap/>
-              <w:autoSpaceDE/>
-              <w:autoSpaceDN/>
-              <w:jc w:val="center"/>
-            </w:pPr>
-            <w:r>
-              <w:rPr>
-                <w:rFonts w:hint="eastAsia"/>
-              </w:rPr>
-              <w:t>NOT NULL</w:t>
-            </w:r>
-          </w:p>
-        </w:tc>
-        <w:tc>
-          <w:tcPr>
-            <w:tcW w:w="777" w:type="pct"/>
-            <w:vAlign w:val="center"/>
-          </w:tcPr>
-          <w:p>
-            <w:pPr>
-              <w:widowControl/>
-              <w:wordWrap/>
-              <w:autoSpaceDE/>
-              <w:autoSpaceDN/>
-              <w:jc w:val="center"/>
-            </w:pPr>
-            <w:r>
-              <w:rPr>
-                <w:rFonts w:hint="eastAsia"/>
-              </w:rPr>
-              <w:t>-</w:t>
-            </w:r>
-          </w:p>
-        </w:tc>
-        <w:tc>
-          <w:tcPr>
-            <w:tcW w:w="1273" w:type="pct"/>
-            <w:vAlign w:val="center"/>
-          </w:tcPr>
-          <w:p>
-            <w:pPr>
-              <w:widowControl/>
-              <w:wordWrap/>
-              <w:autoSpaceDE/>
-              <w:autoSpaceDN/>
-              <w:jc w:val="center"/>
-            </w:pPr>
-            <w:r>
-              <w:t xml:space="preserve">FK: </w:t>
-            </w:r>
-            <w:r>
-              <w:rPr>
-                <w:rFonts w:hint="eastAsia"/>
-              </w:rPr>
-              <w:t xml:space="preserve">어느 </w:t>
-            </w:r>
-            <w:r>
-              <w:rPr>
-                <w:rFonts w:hint="eastAsia"/>
-              </w:rPr>
-              <w:t>게시글</w:t>
-            </w:r>
-            <w:r>
-              <w:rPr>
-                <w:rFonts w:hint="eastAsia"/>
-              </w:rPr>
-              <w:t>인지</w:t>
-            </w:r>
-          </w:p>
-        </w:tc>
-      </w:tr>
-      <w:tr>
-        <w:tc>
-          <w:tcPr>
-            <w:tcW w:w="533" w:type="pct"/>
-            <w:vAlign w:val="center"/>
-          </w:tcPr>
-          <w:p>
-            <w:pPr>
-              <w:widowControl/>
-              <w:wordWrap/>
-              <w:autoSpaceDE/>
-              <w:autoSpaceDN/>
-              <w:jc w:val="center"/>
-            </w:pPr>
-            <w:r>
-              <w:t>3</w:t>
-            </w:r>
-          </w:p>
-        </w:tc>
-        <w:tc>
-          <w:tcPr>
-            <w:tcW w:w="911" w:type="pct"/>
-            <w:vAlign w:val="center"/>
-          </w:tcPr>
-          <w:p>
-            <w:pPr>
-              <w:widowControl/>
-              <w:wordWrap/>
-              <w:autoSpaceDE/>
-              <w:autoSpaceDN/>
-              <w:jc w:val="center"/>
-            </w:pPr>
-            <w:proofErr w:type="spellStart"/>
-            <w:r>
-              <w:rPr>
-                <w:rFonts w:hint="eastAsia"/>
-              </w:rPr>
-              <w:t>hashtag_id</w:t>
-            </w:r>
-            <w:proofErr w:type="spellEnd"/>
-          </w:p>
-        </w:tc>
-        <w:tc>
-          <w:tcPr>
-            <w:tcW w:w="330" w:type="pct"/>
-            <w:vAlign w:val="center"/>
-          </w:tcPr>
-          <w:p>
-            <w:pPr>
-              <w:widowControl/>
-              <w:wordWrap/>
-              <w:autoSpaceDE/>
-              <w:autoSpaceDN/>
-              <w:jc w:val="center"/>
-            </w:pPr>
-            <w:r>
-              <w:rPr>
-                <w:rFonts w:hint="eastAsia"/>
-              </w:rPr>
-              <w:t>BIGINT</w:t>
-            </w:r>
-          </w:p>
-        </w:tc>
-        <w:tc>
-          <w:tcPr>
-            <w:tcW w:w="400" w:type="pct"/>
-            <w:vAlign w:val="center"/>
-          </w:tcPr>
-          <w:p>
-            <w:pPr>
-              <w:widowControl/>
-              <w:wordWrap/>
-              <w:autoSpaceDE/>
-              <w:autoSpaceDN/>
-              <w:jc w:val="center"/>
-            </w:pPr>
-            <w:r>
-              <w:rPr>
-                <w:rFonts w:hint="eastAsia"/>
-              </w:rPr>
-              <w:t>-</w:t>
-            </w:r>
-          </w:p>
-        </w:tc>
-        <w:tc>
-          <w:tcPr>
-            <w:tcW w:w="775" w:type="pct"/>
-            <w:vAlign w:val="center"/>
-          </w:tcPr>
-          <w:p>
-            <w:pPr>
-              <w:widowControl/>
-              <w:wordWrap/>
-              <w:autoSpaceDE/>
-              <w:autoSpaceDN/>
-              <w:jc w:val="center"/>
-            </w:pPr>
-            <w:r>
-              <w:rPr>
-                <w:rFonts w:hint="eastAsia"/>
-              </w:rPr>
-              <w:t>NOT NULL</w:t>
-            </w:r>
-          </w:p>
-        </w:tc>
-        <w:tc>
-          <w:tcPr>
-            <w:tcW w:w="777" w:type="pct"/>
-            <w:vAlign w:val="center"/>
-          </w:tcPr>
-          <w:p>
-            <w:pPr>
-              <w:widowControl/>
-              <w:wordWrap/>
-              <w:autoSpaceDE/>
-              <w:autoSpaceDN/>
-              <w:jc w:val="center"/>
-            </w:pPr>
-            <w:r>
-              <w:rPr>
-                <w:rFonts w:hint="eastAsia"/>
-              </w:rPr>
-              <w:t>-</w:t>
-            </w:r>
-          </w:p>
-        </w:tc>
-        <w:tc>
-          <w:tcPr>
-            <w:tcW w:w="1273" w:type="pct"/>
-            <w:vAlign w:val="center"/>
-          </w:tcPr>
-          <w:p>
-            <w:pPr>
-              <w:widowControl/>
-              <w:wordWrap/>
-              <w:autoSpaceDE/>
-              <w:autoSpaceDN/>
-              <w:jc w:val="center"/>
-            </w:pPr>
-            <w:r>
-              <w:t xml:space="preserve">FK: </w:t>
-            </w:r>
-            <w:r>
-              <w:rPr>
-                <w:rFonts w:hint="eastAsia"/>
-              </w:rPr>
-              <w:t>어떤 해시태그가 달렸는</w:t>
-            </w:r>
-            <w:r>
-              <w:rPr>
-                <w:rFonts w:hint="eastAsia"/>
-              </w:rPr>
-              <w:t>지</w:t>
-            </w:r>
-          </w:p>
-        </w:tc>
-      </w:tr>
-    </w:tbl>
-    <w:p>
-      <w:pPr>
-        <w:widowControl/>
-        <w:wordWrap/>
-        <w:autoSpaceDE/>
-        <w:autoSpaceDN/>
-      </w:pPr>
-    </w:p>
-    <w:p>
-      <w:pPr>
-        <w:widowControl/>
-        <w:wordWrap/>
-        <w:autoSpaceDE/>
-        <w:autoSpaceDN/>
-      </w:pPr>
-    </w:p>
-    <w:p>
-      <w:pPr>
-        <w:widowControl/>
-        <w:wordWrap/>
-        <w:autoSpaceDE/>
-        <w:autoSpaceDN/>
-      </w:pPr>
-    </w:p>
-    <w:p>
-      <w:pPr>
-        <w:widowControl/>
-        <w:wordWrap/>
-        <w:autoSpaceDE/>
-        <w:autoSpaceDN/>
-      </w:pPr>
-    </w:p>
-    <w:tbl>
-      <w:tblPr>
-        <w:tblStyle w:val="aa"/>
-        <w:tblW w:w="5000" w:type="pct"/>
-        <w:tblLook w:val="04A0" w:firstRow="1" w:lastRow="0" w:firstColumn="1" w:lastColumn="0" w:noHBand="0" w:noVBand="1"/>
-      </w:tblPr>
-      <w:tblGrid>
         <w:gridCol w:w="1459"/>
         <w:gridCol w:w="2494"/>
         <w:gridCol w:w="904"/>
@@ -22252,7 +22606,6 @@
               <w:rPr>
                 <w:rFonts w:hint="eastAsia"/>
               </w:rPr>
-              <w:lastRenderedPageBreak/>
               <w:t>시스템 명</w:t>
             </w:r>
           </w:p>
@@ -22477,13 +22830,7 @@
               <w:rPr>
                 <w:rFonts w:hint="eastAsia"/>
               </w:rPr>
-              <w:t>상품</w:t>
-            </w:r>
-            <w:r>
-              <w:rPr>
-                <w:rFonts w:hint="eastAsia"/>
-              </w:rPr>
-              <w:t xml:space="preserve"> </w:t>
+              <w:t xml:space="preserve">상품 </w:t>
             </w:r>
             <w:r>
               <w:t>–</w:t>
@@ -22620,7 +22967,7 @@
         </w:tc>
         <w:tc>
           <w:tcPr>
-            <w:tcW w:w="1273" w:type="pct"/>
+            <w:tcW w:w="1274" w:type="pct"/>
             <w:vAlign w:val="center"/>
           </w:tcPr>
           <w:p>
@@ -22771,7 +23118,7 @@
         </w:tc>
         <w:tc>
           <w:tcPr>
-            <w:tcW w:w="1273" w:type="pct"/>
+            <w:tcW w:w="1274" w:type="pct"/>
             <w:vAlign w:val="center"/>
           </w:tcPr>
           <w:p>
@@ -22922,7 +23269,7 @@
         </w:tc>
         <w:tc>
           <w:tcPr>
-            <w:tcW w:w="1273" w:type="pct"/>
+            <w:tcW w:w="1274" w:type="pct"/>
             <w:vAlign w:val="center"/>
           </w:tcPr>
           <w:p>
@@ -22940,13 +23287,7 @@
               <w:rPr>
                 <w:rFonts w:hint="eastAsia"/>
               </w:rPr>
-              <w:t xml:space="preserve">어느 </w:t>
-            </w:r>
-            <w:r>
-              <w:rPr>
-                <w:rFonts w:hint="eastAsia"/>
-              </w:rPr>
-              <w:t>상품인지</w:t>
+              <w:t>어느 상품인지</w:t>
             </w:r>
           </w:p>
         </w:tc>
@@ -23079,7 +23420,7 @@
         </w:tc>
         <w:tc>
           <w:tcPr>
-            <w:tcW w:w="1273" w:type="pct"/>
+            <w:tcW w:w="1274" w:type="pct"/>
             <w:vAlign w:val="center"/>
           </w:tcPr>
           <w:p>
@@ -29873,7 +30214,7 @@
   <w:style w:type="paragraph" w:default="1" w:styleId="a">
     <w:name w:val="Normal"/>
     <w:qFormat/>
-    <w:rsid w:val="001D072F"/>
+    <w:rsid w:val="00161F8C"/>
     <w:pPr>
       <w:widowControl w:val="0"/>
       <w:wordWrap w:val="0"/>

--- a/docs/데이터베이스 설계서.docx
+++ b/docs/데이터베이스 설계서.docx
@@ -562,9 +562,6 @@
           <w:p>
             <w:pPr>
               <w:jc w:val="center"/>
-              <w:rPr>
-                <w:rFonts w:hint="eastAsia"/>
-              </w:rPr>
             </w:pPr>
             <w:r>
               <w:rPr>
@@ -582,9 +579,6 @@
           <w:p>
             <w:pPr>
               <w:jc w:val="center"/>
-              <w:rPr>
-                <w:rFonts w:hint="eastAsia"/>
-              </w:rPr>
             </w:pPr>
             <w:r>
               <w:rPr>
@@ -633,9 +627,6 @@
           <w:p>
             <w:pPr>
               <w:jc w:val="center"/>
-              <w:rPr>
-                <w:rFonts w:hint="eastAsia"/>
-              </w:rPr>
             </w:pPr>
             <w:r>
               <w:rPr>
@@ -9363,13 +9354,7 @@
               <w:rPr>
                 <w:rFonts w:hint="eastAsia"/>
               </w:rPr>
-              <w:t>카테고리</w:t>
-            </w:r>
-            <w:r>
-              <w:rPr>
-                <w:rFonts w:hint="eastAsia"/>
-              </w:rPr>
-              <w:t xml:space="preserve"> 고유 식별자</w:t>
+              <w:t>카테고리 고유 식별자</w:t>
             </w:r>
           </w:p>
         </w:tc>
@@ -9408,10 +9393,7 @@
             </w:pPr>
             <w:proofErr w:type="spellStart"/>
             <w:r>
-              <w:t>parent</w:t>
-            </w:r>
-            <w:r>
-              <w:t>_id</w:t>
+              <w:t>parent_id</w:t>
             </w:r>
             <w:proofErr w:type="spellEnd"/>
           </w:p>
@@ -9503,9 +9485,6 @@
               <w:autoSpaceDE/>
               <w:autoSpaceDN/>
               <w:jc w:val="center"/>
-              <w:rPr>
-                <w:rFonts w:hint="eastAsia"/>
-              </w:rPr>
             </w:pPr>
             <w:r>
               <w:t>상위 카테고리 식별자 (대분</w:t>
@@ -10072,13 +10051,7 @@
               <w:rPr>
                 <w:rFonts w:hint="eastAsia"/>
               </w:rPr>
-              <w:t>생성</w:t>
-            </w:r>
-            <w:r>
-              <w:rPr>
-                <w:rFonts w:hint="eastAsia"/>
-              </w:rPr>
-              <w:t xml:space="preserve"> 일시</w:t>
+              <w:t>생성 일시</w:t>
             </w:r>
           </w:p>
         </w:tc>
@@ -14901,13 +14874,13 @@
         <w:tblLook w:val="04A0" w:firstRow="1" w:lastRow="0" w:firstColumn="1" w:lastColumn="0" w:noHBand="0" w:noVBand="1"/>
       </w:tblPr>
       <w:tblGrid>
-        <w:gridCol w:w="1554"/>
-        <w:gridCol w:w="1703"/>
-        <w:gridCol w:w="1273"/>
-        <w:gridCol w:w="709"/>
-        <w:gridCol w:w="2127"/>
-        <w:gridCol w:w="3118"/>
-        <w:gridCol w:w="3203"/>
+        <w:gridCol w:w="1327"/>
+        <w:gridCol w:w="3068"/>
+        <w:gridCol w:w="1243"/>
+        <w:gridCol w:w="656"/>
+        <w:gridCol w:w="1556"/>
+        <w:gridCol w:w="2861"/>
+        <w:gridCol w:w="2976"/>
       </w:tblGrid>
       <w:tr>
         <w:tc>
@@ -15917,6 +15890,158 @@
                 <w:rFonts w:hint="eastAsia"/>
               </w:rPr>
               <w:t>찜 누른 일시</w:t>
+            </w:r>
+          </w:p>
+        </w:tc>
+      </w:tr>
+      <w:tr>
+        <w:tc>
+          <w:tcPr>
+            <w:tcW w:w="568" w:type="pct"/>
+            <w:vAlign w:val="center"/>
+          </w:tcPr>
+          <w:p>
+            <w:pPr>
+              <w:widowControl/>
+              <w:wordWrap/>
+              <w:autoSpaceDE/>
+              <w:autoSpaceDN/>
+              <w:jc w:val="center"/>
+            </w:pPr>
+            <w:r>
+              <w:t>5</w:t>
+            </w:r>
+          </w:p>
+        </w:tc>
+        <w:tc>
+          <w:tcPr>
+            <w:tcW w:w="622" w:type="pct"/>
+            <w:vAlign w:val="center"/>
+          </w:tcPr>
+          <w:p>
+            <w:pPr>
+              <w:widowControl/>
+              <w:wordWrap/>
+              <w:autoSpaceDE/>
+              <w:autoSpaceDN/>
+              <w:jc w:val="center"/>
+              <w:rPr>
+                <w:rFonts w:hint="eastAsia"/>
+              </w:rPr>
+            </w:pPr>
+            <w:proofErr w:type="spellStart"/>
+            <w:r>
+              <w:t>uk_wishlist_member_product</w:t>
+            </w:r>
+            <w:proofErr w:type="spellEnd"/>
+          </w:p>
+        </w:tc>
+        <w:tc>
+          <w:tcPr>
+            <w:tcW w:w="465" w:type="pct"/>
+            <w:vAlign w:val="center"/>
+          </w:tcPr>
+          <w:p>
+            <w:pPr>
+              <w:widowControl/>
+              <w:wordWrap/>
+              <w:autoSpaceDE/>
+              <w:autoSpaceDN/>
+              <w:jc w:val="center"/>
+            </w:pPr>
+            <w:r>
+              <w:t>-</w:t>
+            </w:r>
+          </w:p>
+        </w:tc>
+        <w:tc>
+          <w:tcPr>
+            <w:tcW w:w="259" w:type="pct"/>
+            <w:vAlign w:val="center"/>
+          </w:tcPr>
+          <w:p>
+            <w:pPr>
+              <w:widowControl/>
+              <w:wordWrap/>
+              <w:autoSpaceDE/>
+              <w:autoSpaceDN/>
+              <w:jc w:val="center"/>
+            </w:pPr>
+            <w:r>
+              <w:t>-</w:t>
+            </w:r>
+          </w:p>
+        </w:tc>
+        <w:tc>
+          <w:tcPr>
+            <w:tcW w:w="777" w:type="pct"/>
+            <w:vAlign w:val="center"/>
+          </w:tcPr>
+          <w:p>
+            <w:pPr>
+              <w:widowControl/>
+              <w:wordWrap/>
+              <w:autoSpaceDE/>
+              <w:autoSpaceDN/>
+              <w:jc w:val="center"/>
+            </w:pPr>
+            <w:r>
+              <w:t>UNIQUE, CONSTRAINT (</w:t>
+            </w:r>
+            <w:proofErr w:type="spellStart"/>
+            <w:r>
+              <w:t>member_id</w:t>
+            </w:r>
+            <w:proofErr w:type="spellEnd"/>
+            <w:r>
+              <w:t xml:space="preserve">, </w:t>
+            </w:r>
+            <w:proofErr w:type="spellStart"/>
+            <w:r>
+              <w:t>product_id</w:t>
+            </w:r>
+            <w:proofErr w:type="spellEnd"/>
+            <w:r>
+              <w:t>)</w:t>
+            </w:r>
+          </w:p>
+        </w:tc>
+        <w:tc>
+          <w:tcPr>
+            <w:tcW w:w="1139" w:type="pct"/>
+            <w:vAlign w:val="center"/>
+          </w:tcPr>
+          <w:p>
+            <w:pPr>
+              <w:widowControl/>
+              <w:wordWrap/>
+              <w:autoSpaceDE/>
+              <w:autoSpaceDN/>
+              <w:jc w:val="center"/>
+            </w:pPr>
+            <w:r>
+              <w:t>-</w:t>
+            </w:r>
+          </w:p>
+        </w:tc>
+        <w:tc>
+          <w:tcPr>
+            <w:tcW w:w="1170" w:type="pct"/>
+            <w:vAlign w:val="center"/>
+          </w:tcPr>
+          <w:p>
+            <w:pPr>
+              <w:widowControl/>
+              <w:wordWrap/>
+              <w:autoSpaceDE/>
+              <w:autoSpaceDN/>
+              <w:jc w:val="center"/>
+              <w:rPr>
+                <w:rFonts w:hint="eastAsia"/>
+              </w:rPr>
+            </w:pPr>
+            <w:r>
+              <w:t>찜 중복 방지 제약조건</w:t>
             </w:r>
           </w:p>
         </w:tc>
